--- a/SC_LAB_001_Manual_Alumno_Analisis_Inicial_Seguridad_v1.0.docx
+++ b/SC_LAB_001_Manual_Alumno_Analisis_Inicial_Seguridad_v1.0.docx
@@ -62,7 +62,7 @@
     </w:p>
     <w:tbl>
       <w:tblPr>
-        <w:tblStyle w:val="Tablaconcuadrcula"/>
+        <w:tblStyle w:val="TableGrid"/>
         <w:tblW w:w="0" w:type="auto"/>
         <w:jc w:val="center"/>
         <w:tblLook w:val="04A0" w:firstRow="1" w:lastRow="0" w:firstColumn="1" w:lastColumn="0" w:noHBand="0" w:noVBand="1"/>
@@ -179,13 +179,207 @@
           </w:p>
         </w:tc>
       </w:tr>
+      <w:tr>
+        <w:trPr>
+          <w:jc w:val="center"/>
+        </w:trPr>
+        <w:tc>
+          <w:tcPr>
+            <w:tcW w:w="5112" w:type="dxa"/>
+            <w:shd w:val="clear" w:color="auto" w:fill="EAF1F8"/>
+            <w:vAlign w:val="center"/>
+          </w:tcPr>
+          <w:p>
+            <w:r>
+              <w:rPr>
+                <w:b/>
+                <w:color w:val="17365D"/>
+                <w:sz w:val="18"/>
+              </w:rPr>
+              <w:t>Equipo</w:t>
+            </w:r>
+          </w:p>
+        </w:tc>
+        <w:tc>
+          <w:tcPr>
+            <w:tcW w:w="5112" w:type="dxa"/>
+            <w:vAlign w:val="center"/>
+          </w:tcPr>
+          <w:p>
+            <w:pPr>
+              <w:rPr>
+                <w:lang w:val="es-MX"/>
+              </w:rPr>
+            </w:pPr>
+            <w:r>
+              <w:rPr>
+                <w:sz w:val="18"/>
+                <w:lang w:val="es-MX"/>
+              </w:rPr>
+              <w:t xml:space="preserve">Cesar Adan De La Cruz </w:t>
+            </w:r>
+            <w:proofErr w:type="gramStart"/>
+            <w:r>
+              <w:rPr>
+                <w:sz w:val="18"/>
+                <w:lang w:val="es-MX"/>
+              </w:rPr>
+              <w:t>Moctezuma  ·</w:t>
+            </w:r>
+            <w:proofErr w:type="gramEnd"/>
+            <w:r>
+              <w:rPr>
+                <w:sz w:val="18"/>
+                <w:lang w:val="es-MX"/>
+              </w:rPr>
+              <w:t xml:space="preserve">  Diego Salazar </w:t>
+            </w:r>
+            <w:proofErr w:type="gramStart"/>
+            <w:r>
+              <w:rPr>
+                <w:sz w:val="18"/>
+                <w:lang w:val="es-MX"/>
+              </w:rPr>
+              <w:t>Reyes  ·</w:t>
+            </w:r>
+            <w:proofErr w:type="gramEnd"/>
+            <w:r>
+              <w:rPr>
+                <w:sz w:val="18"/>
+                <w:lang w:val="es-MX"/>
+              </w:rPr>
+              <w:t xml:space="preserve">  Juan Pablo Castillo </w:t>
+            </w:r>
+            <w:proofErr w:type="spellStart"/>
+            <w:proofErr w:type="gramStart"/>
+            <w:r>
+              <w:rPr>
+                <w:sz w:val="18"/>
+                <w:lang w:val="es-MX"/>
+              </w:rPr>
+              <w:t>Angeles</w:t>
+            </w:r>
+            <w:proofErr w:type="spellEnd"/>
+            <w:r>
+              <w:rPr>
+                <w:sz w:val="18"/>
+                <w:lang w:val="es-MX"/>
+              </w:rPr>
+              <w:t xml:space="preserve">  ·</w:t>
+            </w:r>
+            <w:proofErr w:type="gramEnd"/>
+            <w:r>
+              <w:rPr>
+                <w:sz w:val="18"/>
+                <w:lang w:val="es-MX"/>
+              </w:rPr>
+              <w:t xml:space="preserve">  Alejandro Martínez</w:t>
+            </w:r>
+            <w:r>
+              <w:rPr>
+                <w:sz w:val="18"/>
+                <w:lang w:val="es-MX"/>
+              </w:rPr>
+              <w:t xml:space="preserve"> Figueroa</w:t>
+            </w:r>
+          </w:p>
+        </w:tc>
+      </w:tr>
+      <w:tr>
+        <w:trPr>
+          <w:jc w:val="center"/>
+        </w:trPr>
+        <w:tc>
+          <w:tcPr>
+            <w:tcW w:w="5112" w:type="dxa"/>
+            <w:shd w:val="clear" w:color="auto" w:fill="EAF1F8"/>
+            <w:vAlign w:val="center"/>
+          </w:tcPr>
+          <w:p>
+            <w:proofErr w:type="spellStart"/>
+            <w:r>
+              <w:rPr>
+                <w:b/>
+                <w:color w:val="17365D"/>
+                <w:sz w:val="18"/>
+              </w:rPr>
+              <w:t>Fecha</w:t>
+            </w:r>
+            <w:proofErr w:type="spellEnd"/>
+          </w:p>
+        </w:tc>
+        <w:tc>
+          <w:tcPr>
+            <w:tcW w:w="5112" w:type="dxa"/>
+            <w:vAlign w:val="center"/>
+          </w:tcPr>
+          <w:p>
+            <w:r>
+              <w:rPr>
+                <w:sz w:val="18"/>
+              </w:rPr>
+              <w:t>10 de septiembre de 2026</w:t>
+            </w:r>
+          </w:p>
+        </w:tc>
+      </w:tr>
+      <w:tr>
+        <w:trPr>
+          <w:jc w:val="center"/>
+        </w:trPr>
+        <w:tc>
+          <w:tcPr>
+            <w:tcW w:w="5112" w:type="dxa"/>
+            <w:shd w:val="clear" w:color="auto" w:fill="EAF1F8"/>
+            <w:vAlign w:val="center"/>
+          </w:tcPr>
+          <w:p>
+            <w:r>
+              <w:rPr>
+                <w:b/>
+                <w:color w:val="17365D"/>
+                <w:sz w:val="18"/>
+              </w:rPr>
+              <w:t>Evidencia</w:t>
+            </w:r>
+          </w:p>
+        </w:tc>
+        <w:tc>
+          <w:tcPr>
+            <w:tcW w:w="5112" w:type="dxa"/>
+            <w:vAlign w:val="center"/>
+          </w:tcPr>
+          <w:p>
+            <w:proofErr w:type="gramStart"/>
+            <w:r>
+              <w:rPr>
+                <w:sz w:val="18"/>
+              </w:rPr>
+              <w:t>docs/security/SC-LAB-001-analisis-inicial.md  —</w:t>
+            </w:r>
+            <w:proofErr w:type="gramEnd"/>
+            <w:r>
+              <w:rPr>
+                <w:sz w:val="18"/>
+              </w:rPr>
+              <w:t xml:space="preserve">  github.com/AlexMtzz244/proyDesSeguro</w:t>
+            </w:r>
+          </w:p>
+        </w:tc>
+      </w:tr>
     </w:tbl>
     <w:p/>
     <w:p>
       <w:pPr>
-        <w:pStyle w:val="Ttulo1"/>
+        <w:pStyle w:val="Heading1"/>
+        <w:rPr>
+          <w:lang w:val="es-MX"/>
+        </w:rPr>
       </w:pPr>
       <w:r>
+        <w:rPr>
+          <w:lang w:val="es-MX"/>
+        </w:rPr>
         <w:t>1. Propósito de la práctica</w:t>
       </w:r>
     </w:p>
@@ -260,7 +454,7 @@
     </w:tbl>
     <w:p>
       <w:pPr>
-        <w:pStyle w:val="Ttulo1"/>
+        <w:pStyle w:val="Heading1"/>
         <w:rPr>
           <w:lang w:val="es-MX"/>
         </w:rPr>
@@ -303,7 +497,7 @@
     </w:p>
     <w:p>
       <w:pPr>
-        <w:pStyle w:val="Listaconvietas"/>
+        <w:pStyle w:val="ListBullet"/>
         <w:rPr>
           <w:lang w:val="es-MX"/>
         </w:rPr>
@@ -317,7 +511,7 @@
     </w:p>
     <w:p>
       <w:pPr>
-        <w:pStyle w:val="Listaconvietas"/>
+        <w:pStyle w:val="ListBullet"/>
         <w:rPr>
           <w:lang w:val="es-MX"/>
         </w:rPr>
@@ -331,7 +525,21 @@
     </w:p>
     <w:p>
       <w:pPr>
-        <w:pStyle w:val="Listaconvietas"/>
+        <w:pStyle w:val="ListBullet"/>
+        <w:rPr>
+          <w:lang w:val="es-MX"/>
+        </w:rPr>
+      </w:pPr>
+      <w:r>
+        <w:rPr>
+          <w:lang w:val="es-MX"/>
+        </w:rPr>
+        <w:t>Jefe de carrera (rol agregado por el equipo): da de alta los grupos y define, para cada uno, qué profesor lo imparte y en qué horario. Tiene perfil propio. Como es quien establece la relación profesor-grupo, su módulo es la fuente de verdad de la que depende la autorización de calificaciones.</w:t>
+      </w:r>
+    </w:p>
+    <w:p>
+      <w:pPr>
+        <w:pStyle w:val="ListBullet"/>
         <w:rPr>
           <w:lang w:val="es-MX"/>
         </w:rPr>
@@ -345,7 +553,7 @@
     </w:p>
     <w:p>
       <w:pPr>
-        <w:pStyle w:val="Ttulo1"/>
+        <w:pStyle w:val="Heading1"/>
       </w:pPr>
       <w:r>
         <w:t>3. Conceptos de trabajo</w:t>
@@ -353,7 +561,7 @@
     </w:p>
     <w:tbl>
       <w:tblPr>
-        <w:tblStyle w:val="Tablaconcuadrcula"/>
+        <w:tblStyle w:val="TableGrid"/>
         <w:tblW w:w="0" w:type="auto"/>
         <w:jc w:val="center"/>
         <w:tblLook w:val="04A0" w:firstRow="1" w:lastRow="0" w:firstColumn="1" w:lastColumn="0" w:noHBand="0" w:noVBand="1"/>
@@ -697,7 +905,7 @@
     </w:tbl>
     <w:p>
       <w:pPr>
-        <w:pStyle w:val="Ttulo1"/>
+        <w:pStyle w:val="Heading1"/>
         <w:rPr>
           <w:lang w:val="es-MX"/>
         </w:rPr>
@@ -747,7 +955,7 @@
     </w:p>
     <w:tbl>
       <w:tblPr>
-        <w:tblStyle w:val="Tablaconcuadrcula"/>
+        <w:tblStyle w:val="TableGrid"/>
         <w:tblW w:w="0" w:type="auto"/>
         <w:jc w:val="center"/>
         <w:tblLook w:val="04A0" w:firstRow="1" w:lastRow="0" w:firstColumn="1" w:lastColumn="0" w:noHBand="0" w:noVBand="1"/>
@@ -838,7 +1046,20 @@
             <w:shd w:val="clear" w:color="auto" w:fill="FFFFFF"/>
             <w:vAlign w:val="center"/>
           </w:tcPr>
-          <w:p/>
+          <w:p>
+            <w:pPr>
+              <w:rPr>
+                <w:lang w:val="es-MX"/>
+              </w:rPr>
+            </w:pPr>
+            <w:r>
+              <w:rPr>
+                <w:sz w:val="16"/>
+                <w:lang w:val="es-MX"/>
+              </w:rPr>
+              <w:t>Datos personales y académicos del perfil del estudiante: nombre, matrícula, correo, programa e historial.</w:t>
+            </w:r>
+          </w:p>
         </w:tc>
         <w:tc>
           <w:tcPr>
@@ -846,7 +1067,20 @@
             <w:shd w:val="clear" w:color="auto" w:fill="FFFFFF"/>
             <w:vAlign w:val="center"/>
           </w:tcPr>
-          <w:p/>
+          <w:p>
+            <w:pPr>
+              <w:rPr>
+                <w:lang w:val="es-MX"/>
+              </w:rPr>
+            </w:pPr>
+            <w:r>
+              <w:rPr>
+                <w:sz w:val="16"/>
+                <w:lang w:val="es-MX"/>
+              </w:rPr>
+              <w:t>Es información personal identificable bajo resguardo de la institución. Su valor está en la confidencialidad: no pierde utilidad si se altera, pero si se divulga ya no hay forma de revertirlo.</w:t>
+            </w:r>
+          </w:p>
         </w:tc>
       </w:tr>
       <w:tr>
@@ -860,12 +1094,14 @@
             <w:vAlign w:val="center"/>
           </w:tcPr>
           <w:p>
+            <w:proofErr w:type="spellStart"/>
             <w:r>
               <w:rPr>
                 <w:sz w:val="16"/>
               </w:rPr>
               <w:t>Amenaza</w:t>
             </w:r>
+            <w:proofErr w:type="spellEnd"/>
           </w:p>
         </w:tc>
         <w:tc>
@@ -874,7 +1110,36 @@
             <w:shd w:val="clear" w:color="auto" w:fill="F8FAFC"/>
             <w:vAlign w:val="center"/>
           </w:tcPr>
-          <w:p/>
+          <w:p>
+            <w:pPr>
+              <w:rPr>
+                <w:lang w:val="es-MX"/>
+              </w:rPr>
+            </w:pPr>
+            <w:r>
+              <w:rPr>
+                <w:sz w:val="16"/>
+                <w:lang w:val="es-MX"/>
+              </w:rPr>
+              <w:t xml:space="preserve">Usuario legítimo y autenticado que actúa fuera del alcance que le corresponde: un </w:t>
+            </w:r>
+            <w:proofErr w:type="spellStart"/>
+            <w:r>
+              <w:rPr>
+                <w:sz w:val="16"/>
+                <w:lang w:val="es-MX"/>
+              </w:rPr>
+              <w:t>insider</w:t>
+            </w:r>
+            <w:proofErr w:type="spellEnd"/>
+            <w:r>
+              <w:rPr>
+                <w:sz w:val="16"/>
+                <w:lang w:val="es-MX"/>
+              </w:rPr>
+              <w:t xml:space="preserve"> oportunista, sin herramientas ni conocimientos especiales.</w:t>
+            </w:r>
+          </w:p>
         </w:tc>
         <w:tc>
           <w:tcPr>
@@ -882,7 +1147,20 @@
             <w:shd w:val="clear" w:color="auto" w:fill="F8FAFC"/>
             <w:vAlign w:val="center"/>
           </w:tcPr>
-          <w:p/>
+          <w:p>
+            <w:pPr>
+              <w:rPr>
+                <w:lang w:val="es-MX"/>
+              </w:rPr>
+            </w:pPr>
+            <w:r>
+              <w:rPr>
+                <w:sz w:val="16"/>
+                <w:lang w:val="es-MX"/>
+              </w:rPr>
+              <w:t>La amenaza más probable aquí no es un atacante externo sino un usuario válido con curiosidad. Cualquier estudiante con cuenta activa es un origen potencial, y la amenaza no se elimina: se gestiona.</w:t>
+            </w:r>
+          </w:p>
         </w:tc>
       </w:tr>
       <w:tr>
@@ -896,12 +1174,14 @@
             <w:vAlign w:val="center"/>
           </w:tcPr>
           <w:p>
+            <w:proofErr w:type="spellStart"/>
             <w:r>
               <w:rPr>
                 <w:sz w:val="16"/>
               </w:rPr>
               <w:t>Vulnerabilidad</w:t>
             </w:r>
+            <w:proofErr w:type="spellEnd"/>
           </w:p>
         </w:tc>
         <w:tc>
@@ -910,7 +1190,52 @@
             <w:shd w:val="clear" w:color="auto" w:fill="FFFFFF"/>
             <w:vAlign w:val="center"/>
           </w:tcPr>
-          <w:p/>
+          <w:p>
+            <w:pPr>
+              <w:rPr>
+                <w:lang w:val="es-MX"/>
+              </w:rPr>
+            </w:pPr>
+            <w:r>
+              <w:rPr>
+                <w:sz w:val="16"/>
+                <w:lang w:val="es-MX"/>
+              </w:rPr>
+              <w:t xml:space="preserve">Ausencia de verificación de autorización a nivel de objeto (IDOR / Broken </w:t>
+            </w:r>
+            <w:proofErr w:type="spellStart"/>
+            <w:r>
+              <w:rPr>
+                <w:sz w:val="16"/>
+                <w:lang w:val="es-MX"/>
+              </w:rPr>
+              <w:t>Object</w:t>
+            </w:r>
+            <w:proofErr w:type="spellEnd"/>
+            <w:r>
+              <w:rPr>
+                <w:sz w:val="16"/>
+                <w:lang w:val="es-MX"/>
+              </w:rPr>
+              <w:t xml:space="preserve"> Level </w:t>
+            </w:r>
+            <w:proofErr w:type="spellStart"/>
+            <w:r>
+              <w:rPr>
+                <w:sz w:val="16"/>
+                <w:lang w:val="es-MX"/>
+              </w:rPr>
+              <w:t>Authorization</w:t>
+            </w:r>
+            <w:proofErr w:type="spellEnd"/>
+            <w:r>
+              <w:rPr>
+                <w:sz w:val="16"/>
+                <w:lang w:val="es-MX"/>
+              </w:rPr>
+              <w:t>): el sistema toma el identificador de la URL y devuelve el registro sin comprobar que pertenezca al usuario de la sesión.</w:t>
+            </w:r>
+          </w:p>
         </w:tc>
         <w:tc>
           <w:tcPr>
@@ -918,7 +1243,20 @@
             <w:shd w:val="clear" w:color="auto" w:fill="FFFFFF"/>
             <w:vAlign w:val="center"/>
           </w:tcPr>
-          <w:p/>
+          <w:p>
+            <w:pPr>
+              <w:rPr>
+                <w:lang w:val="es-MX"/>
+              </w:rPr>
+            </w:pPr>
+            <w:r>
+              <w:rPr>
+                <w:sz w:val="16"/>
+                <w:lang w:val="es-MX"/>
+              </w:rPr>
+              <w:t>El sistema confunde estar autenticado con estar autorizado. Autenticó correctamente a María y después confió en un parámetro que ella controla por completo.</w:t>
+            </w:r>
+          </w:p>
         </w:tc>
       </w:tr>
       <w:tr>
@@ -932,12 +1270,14 @@
             <w:vAlign w:val="center"/>
           </w:tcPr>
           <w:p>
+            <w:proofErr w:type="spellStart"/>
             <w:r>
               <w:rPr>
                 <w:sz w:val="16"/>
               </w:rPr>
               <w:t>Ataque</w:t>
             </w:r>
+            <w:proofErr w:type="spellEnd"/>
           </w:p>
         </w:tc>
         <w:tc>
@@ -946,7 +1286,20 @@
             <w:shd w:val="clear" w:color="auto" w:fill="F8FAFC"/>
             <w:vAlign w:val="center"/>
           </w:tcPr>
-          <w:p/>
+          <w:p>
+            <w:pPr>
+              <w:rPr>
+                <w:lang w:val="es-MX"/>
+              </w:rPr>
+            </w:pPr>
+            <w:r>
+              <w:rPr>
+                <w:sz w:val="16"/>
+                <w:lang w:val="es-MX"/>
+              </w:rPr>
+              <w:t>Manipulación directa del identificador en la URL y su enumeración secuencial (126, 127, 128…), de forma manual o con un script.</w:t>
+            </w:r>
+          </w:p>
         </w:tc>
         <w:tc>
           <w:tcPr>
@@ -954,7 +1307,35 @@
             <w:shd w:val="clear" w:color="auto" w:fill="F8FAFC"/>
             <w:vAlign w:val="center"/>
           </w:tcPr>
-          <w:p/>
+          <w:p>
+            <w:r>
+              <w:rPr>
+                <w:sz w:val="16"/>
+                <w:lang w:val="es-MX"/>
+              </w:rPr>
+              <w:t xml:space="preserve">Al ser el identificador numérico y consecutivo, el ataque escala de un registro a todo el padrón sin esfuerzo adicional. </w:t>
+            </w:r>
+            <w:r>
+              <w:rPr>
+                <w:sz w:val="16"/>
+              </w:rPr>
+              <w:t xml:space="preserve">Es reproducible </w:t>
+            </w:r>
+            <w:proofErr w:type="spellStart"/>
+            <w:r>
+              <w:rPr>
+                <w:sz w:val="16"/>
+              </w:rPr>
+              <w:t>desde</w:t>
+            </w:r>
+            <w:proofErr w:type="spellEnd"/>
+            <w:r>
+              <w:rPr>
+                <w:sz w:val="16"/>
+              </w:rPr>
+              <w:t xml:space="preserve"> el navegador, sin herramientas.</w:t>
+            </w:r>
+          </w:p>
         </w:tc>
       </w:tr>
       <w:tr>
@@ -982,7 +1363,20 @@
             <w:shd w:val="clear" w:color="auto" w:fill="FFFFFF"/>
             <w:vAlign w:val="center"/>
           </w:tcPr>
-          <w:p/>
+          <w:p>
+            <w:pPr>
+              <w:rPr>
+                <w:lang w:val="es-MX"/>
+              </w:rPr>
+            </w:pPr>
+            <w:r>
+              <w:rPr>
+                <w:sz w:val="16"/>
+                <w:lang w:val="es-MX"/>
+              </w:rPr>
+              <w:t>Fuga de datos personales de todo el padrón estudiantil, incumplimiento de la normativa de protección de datos personales, pérdida de confianza y posible sanción a la institución.</w:t>
+            </w:r>
+          </w:p>
         </w:tc>
         <w:tc>
           <w:tcPr>
@@ -990,7 +1384,52 @@
             <w:shd w:val="clear" w:color="auto" w:fill="FFFFFF"/>
             <w:vAlign w:val="center"/>
           </w:tcPr>
-          <w:p/>
+          <w:p>
+            <w:pPr>
+              <w:rPr>
+                <w:lang w:val="es-MX"/>
+              </w:rPr>
+            </w:pPr>
+            <w:r>
+              <w:rPr>
+                <w:sz w:val="16"/>
+                <w:lang w:val="es-MX"/>
+              </w:rPr>
+              <w:t xml:space="preserve">El impacto no se limita al registro 126: la enumeración convierte una fuga puntual en masiva. </w:t>
+            </w:r>
+            <w:proofErr w:type="gramStart"/>
+            <w:r>
+              <w:rPr>
+                <w:sz w:val="16"/>
+                <w:lang w:val="es-MX"/>
+              </w:rPr>
+              <w:t>Además</w:t>
+            </w:r>
+            <w:proofErr w:type="gramEnd"/>
+            <w:r>
+              <w:rPr>
+                <w:sz w:val="16"/>
+                <w:lang w:val="es-MX"/>
+              </w:rPr>
+              <w:t xml:space="preserve"> es un daño irreversible, porque un dato divulgado no se puede </w:t>
+            </w:r>
+            <w:proofErr w:type="spellStart"/>
+            <w:r>
+              <w:rPr>
+                <w:sz w:val="16"/>
+                <w:lang w:val="es-MX"/>
+              </w:rPr>
+              <w:t>des-divulgar</w:t>
+            </w:r>
+            <w:proofErr w:type="spellEnd"/>
+            <w:r>
+              <w:rPr>
+                <w:sz w:val="16"/>
+                <w:lang w:val="es-MX"/>
+              </w:rPr>
+              <w:t>.</w:t>
+            </w:r>
+          </w:p>
         </w:tc>
       </w:tr>
       <w:tr>
@@ -1018,7 +1457,20 @@
             <w:shd w:val="clear" w:color="auto" w:fill="F8FAFC"/>
             <w:vAlign w:val="center"/>
           </w:tcPr>
-          <w:p/>
+          <w:p>
+            <w:pPr>
+              <w:rPr>
+                <w:lang w:val="es-MX"/>
+              </w:rPr>
+            </w:pPr>
+            <w:r>
+              <w:rPr>
+                <w:sz w:val="16"/>
+                <w:lang w:val="es-MX"/>
+              </w:rPr>
+              <w:t>Alto. Probabilidad alta (explotación trivial, incluso por descubrimiento accidental) por impacto alto (datos personales de toda la población estudiantil).</w:t>
+            </w:r>
+          </w:p>
         </w:tc>
         <w:tc>
           <w:tcPr>
@@ -1026,7 +1478,20 @@
             <w:shd w:val="clear" w:color="auto" w:fill="F8FAFC"/>
             <w:vAlign w:val="center"/>
           </w:tcPr>
-          <w:p/>
+          <w:p>
+            <w:pPr>
+              <w:rPr>
+                <w:lang w:val="es-MX"/>
+              </w:rPr>
+            </w:pPr>
+            <w:r>
+              <w:rPr>
+                <w:sz w:val="16"/>
+                <w:lang w:val="es-MX"/>
+              </w:rPr>
+              <w:t>El riesgo se prioriza por la combinación de ambos factores y aquí los dos son altos. Es el primer riesgo que debe cerrarse: nada más del módulo de perfiles importa mientras siga abierto.</w:t>
+            </w:r>
+          </w:p>
         </w:tc>
       </w:tr>
       <w:tr>
@@ -1054,7 +1519,68 @@
             <w:shd w:val="clear" w:color="auto" w:fill="FFFFFF"/>
             <w:vAlign w:val="center"/>
           </w:tcPr>
-          <w:p/>
+          <w:p>
+            <w:pPr>
+              <w:rPr>
+                <w:lang w:val="es-MX"/>
+              </w:rPr>
+            </w:pPr>
+            <w:r>
+              <w:rPr>
+                <w:sz w:val="16"/>
+                <w:lang w:val="es-MX"/>
+              </w:rPr>
+              <w:t xml:space="preserve">Preventivo: verificar en el servidor, en cada petición, que el recurso pertenece al usuario de la sesión, aplicando </w:t>
+            </w:r>
+            <w:proofErr w:type="spellStart"/>
+            <w:r>
+              <w:rPr>
+                <w:sz w:val="16"/>
+                <w:lang w:val="es-MX"/>
+              </w:rPr>
+              <w:t>deny</w:t>
+            </w:r>
+            <w:proofErr w:type="spellEnd"/>
+            <w:r>
+              <w:rPr>
+                <w:sz w:val="16"/>
+                <w:lang w:val="es-MX"/>
+              </w:rPr>
+              <w:t xml:space="preserve"> </w:t>
+            </w:r>
+            <w:proofErr w:type="spellStart"/>
+            <w:r>
+              <w:rPr>
+                <w:sz w:val="16"/>
+                <w:lang w:val="es-MX"/>
+              </w:rPr>
+              <w:t>by</w:t>
+            </w:r>
+            <w:proofErr w:type="spellEnd"/>
+            <w:r>
+              <w:rPr>
+                <w:sz w:val="16"/>
+                <w:lang w:val="es-MX"/>
+              </w:rPr>
+              <w:t xml:space="preserve"> default. Complementario: sustituir los identificadores secuenciales por UUID. </w:t>
+            </w:r>
+            <w:proofErr w:type="spellStart"/>
+            <w:r>
+              <w:rPr>
+                <w:sz w:val="16"/>
+                <w:lang w:val="es-MX"/>
+              </w:rPr>
+              <w:t>Detectivo</w:t>
+            </w:r>
+            <w:proofErr w:type="spellEnd"/>
+            <w:r>
+              <w:rPr>
+                <w:sz w:val="16"/>
+                <w:lang w:val="es-MX"/>
+              </w:rPr>
+              <w:t>: registrar cada acceso denegado y alertar ante ráfagas de intentos fallidos.</w:t>
+            </w:r>
+          </w:p>
         </w:tc>
         <w:tc>
           <w:tcPr>
@@ -1062,13 +1588,57 @@
             <w:shd w:val="clear" w:color="auto" w:fill="FFFFFF"/>
             <w:vAlign w:val="center"/>
           </w:tcPr>
-          <w:p/>
+          <w:p>
+            <w:r>
+              <w:rPr>
+                <w:sz w:val="16"/>
+                <w:lang w:val="es-MX"/>
+              </w:rPr>
+              <w:t xml:space="preserve">El control principal actúa sobre la vulnerabilidad real (la falta de verificación) y no sobre el síntoma. Los UUID por sí solos no son suficientes: dificultan la </w:t>
+            </w:r>
+            <w:proofErr w:type="gramStart"/>
+            <w:r>
+              <w:rPr>
+                <w:sz w:val="16"/>
+                <w:lang w:val="es-MX"/>
+              </w:rPr>
+              <w:t>enumeración</w:t>
+            </w:r>
+            <w:proofErr w:type="gramEnd"/>
+            <w:r>
+              <w:rPr>
+                <w:sz w:val="16"/>
+                <w:lang w:val="es-MX"/>
+              </w:rPr>
+              <w:t xml:space="preserve"> pero no impiden el acceso si alguien conoce el identificador; son defensa en profundidad y nunca el reemplazo de la verificación. </w:t>
+            </w:r>
+            <w:r>
+              <w:rPr>
+                <w:sz w:val="16"/>
+              </w:rPr>
+              <w:t xml:space="preserve">El log no </w:t>
+            </w:r>
+            <w:proofErr w:type="spellStart"/>
+            <w:r>
+              <w:rPr>
+                <w:sz w:val="16"/>
+              </w:rPr>
+              <w:t>previene</w:t>
+            </w:r>
+            <w:proofErr w:type="spellEnd"/>
+            <w:r>
+              <w:rPr>
+                <w:sz w:val="16"/>
+              </w:rPr>
+              <w:t>, pero permite detectar y responder.</w:t>
+            </w:r>
+          </w:p>
         </w:tc>
       </w:tr>
     </w:tbl>
     <w:p>
       <w:pPr>
-        <w:pStyle w:val="Ttulo1"/>
+        <w:pStyle w:val="Heading1"/>
       </w:pPr>
       <w:r>
         <w:t>5. Reto por equipo</w:t>
@@ -1103,19 +1673,19 @@
     </w:p>
     <w:tbl>
       <w:tblPr>
-        <w:tblStyle w:val="Tablaconcuadrcula"/>
+        <w:tblStyle w:val="TableGrid"/>
         <w:tblW w:w="0" w:type="auto"/>
         <w:jc w:val="center"/>
         <w:tblLook w:val="04A0" w:firstRow="1" w:lastRow="0" w:firstColumn="1" w:lastColumn="0" w:noHBand="0" w:noVBand="1"/>
       </w:tblPr>
       <w:tblGrid>
-        <w:gridCol w:w="1461"/>
-        <w:gridCol w:w="1461"/>
-        <w:gridCol w:w="1461"/>
-        <w:gridCol w:w="1461"/>
-        <w:gridCol w:w="1461"/>
-        <w:gridCol w:w="1461"/>
-        <w:gridCol w:w="1461"/>
+        <w:gridCol w:w="1319"/>
+        <w:gridCol w:w="1329"/>
+        <w:gridCol w:w="1364"/>
+        <w:gridCol w:w="2144"/>
+        <w:gridCol w:w="1449"/>
+        <w:gridCol w:w="1409"/>
+        <w:gridCol w:w="1426"/>
       </w:tblGrid>
       <w:tr>
         <w:trPr>
@@ -1268,7 +1838,20 @@
             <w:shd w:val="clear" w:color="auto" w:fill="FFFFFF"/>
             <w:vAlign w:val="center"/>
           </w:tcPr>
-          <w:p/>
+          <w:p>
+            <w:pPr>
+              <w:rPr>
+                <w:lang w:val="es-MX"/>
+              </w:rPr>
+            </w:pPr>
+            <w:r>
+              <w:rPr>
+                <w:sz w:val="16"/>
+                <w:lang w:val="es-MX"/>
+              </w:rPr>
+              <w:t>Las calificaciones: el registro académico oficial. Su valor está en la integridad.</w:t>
+            </w:r>
+          </w:p>
         </w:tc>
         <w:tc>
           <w:tcPr>
@@ -1276,7 +1859,20 @@
             <w:shd w:val="clear" w:color="auto" w:fill="FFFFFF"/>
             <w:vAlign w:val="center"/>
           </w:tcPr>
-          <w:p/>
+          <w:p>
+            <w:pPr>
+              <w:rPr>
+                <w:lang w:val="es-MX"/>
+              </w:rPr>
+            </w:pPr>
+            <w:r>
+              <w:rPr>
+                <w:sz w:val="16"/>
+                <w:lang w:val="es-MX"/>
+              </w:rPr>
+              <w:t>Profesor que actúa fuera de sus grupos asignados, por error o de forma deliberada; cuenta de profesor comprometida.</w:t>
+            </w:r>
+          </w:p>
         </w:tc>
         <w:tc>
           <w:tcPr>
@@ -1284,7 +1880,36 @@
             <w:shd w:val="clear" w:color="auto" w:fill="FFFFFF"/>
             <w:vAlign w:val="center"/>
           </w:tcPr>
-          <w:p/>
+          <w:p>
+            <w:pPr>
+              <w:rPr>
+                <w:lang w:val="es-MX"/>
+              </w:rPr>
+            </w:pPr>
+            <w:r>
+              <w:rPr>
+                <w:sz w:val="16"/>
+                <w:lang w:val="es-MX"/>
+              </w:rPr>
+              <w:t xml:space="preserve">La autorización se decide por el rol (es profesor) y no por la relación profesor–grupo. </w:t>
+            </w:r>
+            <w:proofErr w:type="gramStart"/>
+            <w:r>
+              <w:rPr>
+                <w:sz w:val="16"/>
+                <w:lang w:val="es-MX"/>
+              </w:rPr>
+              <w:t>Además</w:t>
+            </w:r>
+            <w:proofErr w:type="gramEnd"/>
+            <w:r>
+              <w:rPr>
+                <w:sz w:val="16"/>
+                <w:lang w:val="es-MX"/>
+              </w:rPr>
+              <w:t xml:space="preserve"> no hay bitácora de cambios ni separación entre capturar y publicar.</w:t>
+            </w:r>
+          </w:p>
         </w:tc>
         <w:tc>
           <w:tcPr>
@@ -1292,7 +1917,36 @@
             <w:shd w:val="clear" w:color="auto" w:fill="FFFFFF"/>
             <w:vAlign w:val="center"/>
           </w:tcPr>
-          <w:p/>
+          <w:p>
+            <w:pPr>
+              <w:rPr>
+                <w:lang w:val="es-MX"/>
+              </w:rPr>
+            </w:pPr>
+            <w:r>
+              <w:rPr>
+                <w:sz w:val="16"/>
+                <w:lang w:val="es-MX"/>
+              </w:rPr>
+              <w:t xml:space="preserve">Enviar una petición de captura con un </w:t>
+            </w:r>
+            <w:proofErr w:type="spellStart"/>
+            <w:r>
+              <w:rPr>
+                <w:sz w:val="16"/>
+                <w:lang w:val="es-MX"/>
+              </w:rPr>
+              <w:t>grupo_id</w:t>
+            </w:r>
+            <w:proofErr w:type="spellEnd"/>
+            <w:r>
+              <w:rPr>
+                <w:sz w:val="16"/>
+                <w:lang w:val="es-MX"/>
+              </w:rPr>
+              <w:t xml:space="preserve"> ajeno, fuera de la interfaz; modificar una nota ya publicada aprovechando que el cambio no deja rastro.</w:t>
+            </w:r>
+          </w:p>
         </w:tc>
         <w:tc>
           <w:tcPr>
@@ -1300,7 +1954,20 @@
             <w:shd w:val="clear" w:color="auto" w:fill="FFFFFF"/>
             <w:vAlign w:val="center"/>
           </w:tcPr>
-          <w:p/>
+          <w:p>
+            <w:pPr>
+              <w:rPr>
+                <w:lang w:val="es-MX"/>
+              </w:rPr>
+            </w:pPr>
+            <w:r>
+              <w:rPr>
+                <w:sz w:val="16"/>
+                <w:lang w:val="es-MX"/>
+              </w:rPr>
+              <w:t>Historial académico alterado, pérdida de no repudio, becas o títulos otorgados sobre información falsa e invalidez del periodo si el alcance no se puede acotar.</w:t>
+            </w:r>
+          </w:p>
         </w:tc>
         <w:tc>
           <w:tcPr>
@@ -1308,7 +1975,44 @@
             <w:shd w:val="clear" w:color="auto" w:fill="FFFFFF"/>
             <w:vAlign w:val="center"/>
           </w:tcPr>
-          <w:p/>
+          <w:p>
+            <w:pPr>
+              <w:rPr>
+                <w:lang w:val="es-MX"/>
+              </w:rPr>
+            </w:pPr>
+            <w:r>
+              <w:rPr>
+                <w:sz w:val="16"/>
+                <w:lang w:val="es-MX"/>
+              </w:rPr>
+              <w:t xml:space="preserve">Validar en el servidor la asignación vigente del profesor en cada escritura; separar borrador y publicado, con corrección autorizada y motivo obligatorio; </w:t>
+            </w:r>
+            <w:r>
+              <w:rPr>
+                <w:sz w:val="16"/>
+                <w:lang w:val="es-MX"/>
+              </w:rPr>
+              <w:lastRenderedPageBreak/>
+              <w:t xml:space="preserve">historial </w:t>
+            </w:r>
+            <w:proofErr w:type="spellStart"/>
+            <w:r>
+              <w:rPr>
+                <w:sz w:val="16"/>
+                <w:lang w:val="es-MX"/>
+              </w:rPr>
+              <w:t>append-only</w:t>
+            </w:r>
+            <w:proofErr w:type="spellEnd"/>
+            <w:r>
+              <w:rPr>
+                <w:sz w:val="16"/>
+                <w:lang w:val="es-MX"/>
+              </w:rPr>
+              <w:t xml:space="preserve"> con autor, fecha y valor anterior; notificar al estudiante todo cambio posterior a la publicación.</w:t>
+            </w:r>
+          </w:p>
         </w:tc>
       </w:tr>
       <w:tr>
@@ -1326,6 +2030,7 @@
               <w:rPr>
                 <w:sz w:val="16"/>
               </w:rPr>
+              <w:lastRenderedPageBreak/>
               <w:t>2. Documentos</w:t>
             </w:r>
           </w:p>
@@ -1336,7 +2041,20 @@
             <w:shd w:val="clear" w:color="auto" w:fill="F8FAFC"/>
             <w:vAlign w:val="center"/>
           </w:tcPr>
-          <w:p/>
+          <w:p>
+            <w:pPr>
+              <w:rPr>
+                <w:lang w:val="es-MX"/>
+              </w:rPr>
+            </w:pPr>
+            <w:r>
+              <w:rPr>
+                <w:sz w:val="16"/>
+                <w:lang w:val="es-MX"/>
+              </w:rPr>
+              <w:t>Los documentos académicos y personales, y la disponibilidad e integridad del servidor que los almacena.</w:t>
+            </w:r>
+          </w:p>
         </w:tc>
         <w:tc>
           <w:tcPr>
@@ -1344,7 +2062,20 @@
             <w:shd w:val="clear" w:color="auto" w:fill="F8FAFC"/>
             <w:vAlign w:val="center"/>
           </w:tcPr>
-          <w:p/>
+          <w:p>
+            <w:pPr>
+              <w:rPr>
+                <w:lang w:val="es-MX"/>
+              </w:rPr>
+            </w:pPr>
+            <w:r>
+              <w:rPr>
+                <w:sz w:val="16"/>
+                <w:lang w:val="es-MX"/>
+              </w:rPr>
+              <w:t>Usuario que accede a documentos ajenos; externo que descubre la ruta pública sin necesidad de cuenta; usuario que sube contenido malicioso.</w:t>
+            </w:r>
+          </w:p>
         </w:tc>
         <w:tc>
           <w:tcPr>
@@ -1352,7 +2083,20 @@
             <w:shd w:val="clear" w:color="auto" w:fill="F8FAFC"/>
             <w:vAlign w:val="center"/>
           </w:tcPr>
-          <w:p/>
+          <w:p>
+            <w:pPr>
+              <w:rPr>
+                <w:lang w:val="es-MX"/>
+              </w:rPr>
+            </w:pPr>
+            <w:r>
+              <w:rPr>
+                <w:sz w:val="16"/>
+                <w:lang w:val="es-MX"/>
+              </w:rPr>
+              <w:t>Los archivos se sirven desde un directorio público con nombres predecibles y sin control de acceso; el tipo se valida por extensión y no por contenido; no hay límite de tamaño.</w:t>
+            </w:r>
+          </w:p>
         </w:tc>
         <w:tc>
           <w:tcPr>
@@ -1360,7 +2104,36 @@
             <w:shd w:val="clear" w:color="auto" w:fill="F8FAFC"/>
             <w:vAlign w:val="center"/>
           </w:tcPr>
-          <w:p/>
+          <w:p>
+            <w:pPr>
+              <w:rPr>
+                <w:lang w:val="es-MX"/>
+              </w:rPr>
+            </w:pPr>
+            <w:r>
+              <w:rPr>
+                <w:sz w:val="16"/>
+                <w:lang w:val="es-MX"/>
+              </w:rPr>
+              <w:t>Acceso directo a la URL sin sesión válida y adivinación del nombre a partir de la matrícula; subida de un ejecutable renombrado a .</w:t>
+            </w:r>
+            <w:proofErr w:type="spellStart"/>
+            <w:r>
+              <w:rPr>
+                <w:sz w:val="16"/>
+                <w:lang w:val="es-MX"/>
+              </w:rPr>
+              <w:t>pdf</w:t>
+            </w:r>
+            <w:proofErr w:type="spellEnd"/>
+            <w:r>
+              <w:rPr>
+                <w:sz w:val="16"/>
+                <w:lang w:val="es-MX"/>
+              </w:rPr>
+              <w:t>; carga masiva para agotar el almacenamiento.</w:t>
+            </w:r>
+          </w:p>
         </w:tc>
         <w:tc>
           <w:tcPr>
@@ -1368,7 +2141,20 @@
             <w:shd w:val="clear" w:color="auto" w:fill="F8FAFC"/>
             <w:vAlign w:val="center"/>
           </w:tcPr>
-          <w:p/>
+          <w:p>
+            <w:pPr>
+              <w:rPr>
+                <w:lang w:val="es-MX"/>
+              </w:rPr>
+            </w:pPr>
+            <w:r>
+              <w:rPr>
+                <w:sz w:val="16"/>
+                <w:lang w:val="es-MX"/>
+              </w:rPr>
+              <w:t>Divulgación de actas e identificaciones, con riesgo de suplantación de identidad; posible ejecución de código en el servidor; caída del servicio por saturación.</w:t>
+            </w:r>
+          </w:p>
         </w:tc>
         <w:tc>
           <w:tcPr>
@@ -1376,7 +2162,52 @@
             <w:shd w:val="clear" w:color="auto" w:fill="F8FAFC"/>
             <w:vAlign w:val="center"/>
           </w:tcPr>
-          <w:p/>
+          <w:p>
+            <w:pPr>
+              <w:rPr>
+                <w:lang w:val="es-MX"/>
+              </w:rPr>
+            </w:pPr>
+            <w:r>
+              <w:rPr>
+                <w:sz w:val="16"/>
+                <w:lang w:val="es-MX"/>
+              </w:rPr>
+              <w:t xml:space="preserve">Almacenar fuera del directorio público y entregar siempre por un </w:t>
+            </w:r>
+            <w:proofErr w:type="spellStart"/>
+            <w:r>
+              <w:rPr>
+                <w:sz w:val="16"/>
+                <w:lang w:val="es-MX"/>
+              </w:rPr>
+              <w:t>endpoint</w:t>
+            </w:r>
+            <w:proofErr w:type="spellEnd"/>
+            <w:r>
+              <w:rPr>
+                <w:sz w:val="16"/>
+                <w:lang w:val="es-MX"/>
+              </w:rPr>
+              <w:t xml:space="preserve"> que verifique la propiedad; nombres aleatorios desligados de la matrícula; validar el tipo real por </w:t>
+            </w:r>
+            <w:proofErr w:type="spellStart"/>
+            <w:r>
+              <w:rPr>
+                <w:sz w:val="16"/>
+                <w:lang w:val="es-MX"/>
+              </w:rPr>
+              <w:t>magic</w:t>
+            </w:r>
+            <w:proofErr w:type="spellEnd"/>
+            <w:r>
+              <w:rPr>
+                <w:sz w:val="16"/>
+                <w:lang w:val="es-MX"/>
+              </w:rPr>
+              <w:t xml:space="preserve"> bytes con lista blanca y antivirus; límite de tamaño y cuota por usuario.</w:t>
+            </w:r>
+          </w:p>
         </w:tc>
       </w:tr>
       <w:tr>
@@ -1404,7 +2235,20 @@
             <w:shd w:val="clear" w:color="auto" w:fill="FFFFFF"/>
             <w:vAlign w:val="center"/>
           </w:tcPr>
-          <w:p/>
+          <w:p>
+            <w:pPr>
+              <w:rPr>
+                <w:lang w:val="es-MX"/>
+              </w:rPr>
+            </w:pPr>
+            <w:r>
+              <w:rPr>
+                <w:sz w:val="16"/>
+                <w:lang w:val="es-MX"/>
+              </w:rPr>
+              <w:t>Las credenciales y la sesión autenticada. Es un activo habilitador: quien lo compromete alcanza todos los demás.</w:t>
+            </w:r>
+          </w:p>
         </w:tc>
         <w:tc>
           <w:tcPr>
@@ -1412,7 +2256,52 @@
             <w:shd w:val="clear" w:color="auto" w:fill="FFFFFF"/>
             <w:vAlign w:val="center"/>
           </w:tcPr>
-          <w:p/>
+          <w:p>
+            <w:pPr>
+              <w:rPr>
+                <w:lang w:val="es-MX"/>
+              </w:rPr>
+            </w:pPr>
+            <w:r>
+              <w:rPr>
+                <w:sz w:val="16"/>
+                <w:lang w:val="es-MX"/>
+              </w:rPr>
+              <w:t xml:space="preserve">Atacante externo automatizado (fuerza bruta y </w:t>
+            </w:r>
+            <w:proofErr w:type="spellStart"/>
+            <w:r>
+              <w:rPr>
+                <w:sz w:val="16"/>
+                <w:lang w:val="es-MX"/>
+              </w:rPr>
+              <w:t>credential</w:t>
+            </w:r>
+            <w:proofErr w:type="spellEnd"/>
+            <w:r>
+              <w:rPr>
+                <w:sz w:val="16"/>
+                <w:lang w:val="es-MX"/>
+              </w:rPr>
+              <w:t xml:space="preserve"> </w:t>
+            </w:r>
+            <w:proofErr w:type="spellStart"/>
+            <w:r>
+              <w:rPr>
+                <w:sz w:val="16"/>
+                <w:lang w:val="es-MX"/>
+              </w:rPr>
+              <w:t>stuffing</w:t>
+            </w:r>
+            <w:proofErr w:type="spellEnd"/>
+            <w:r>
+              <w:rPr>
+                <w:sz w:val="16"/>
+                <w:lang w:val="es-MX"/>
+              </w:rPr>
+              <w:t>); atacante que obtiene o fija el identificador de sesión; usuario que reutiliza una contraseña ya filtrada.</w:t>
+            </w:r>
+          </w:p>
         </w:tc>
         <w:tc>
           <w:tcPr>
@@ -1420,7 +2309,68 @@
             <w:shd w:val="clear" w:color="auto" w:fill="FFFFFF"/>
             <w:vAlign w:val="center"/>
           </w:tcPr>
-          <w:p/>
+          <w:p>
+            <w:pPr>
+              <w:rPr>
+                <w:lang w:val="es-MX"/>
+              </w:rPr>
+            </w:pPr>
+            <w:r>
+              <w:rPr>
+                <w:sz w:val="16"/>
+                <w:lang w:val="es-MX"/>
+              </w:rPr>
+              <w:t xml:space="preserve">Intentos ilimitados, sin MFA, contraseñas con hash rápido, cookie sin </w:t>
+            </w:r>
+            <w:proofErr w:type="spellStart"/>
+            <w:r>
+              <w:rPr>
+                <w:sz w:val="16"/>
+                <w:lang w:val="es-MX"/>
+              </w:rPr>
+              <w:t>HttpOnly</w:t>
+            </w:r>
+            <w:proofErr w:type="spellEnd"/>
+            <w:r>
+              <w:rPr>
+                <w:sz w:val="16"/>
+                <w:lang w:val="es-MX"/>
+              </w:rPr>
+              <w:t>/</w:t>
+            </w:r>
+            <w:proofErr w:type="spellStart"/>
+            <w:r>
+              <w:rPr>
+                <w:sz w:val="16"/>
+                <w:lang w:val="es-MX"/>
+              </w:rPr>
+              <w:t>Secure</w:t>
+            </w:r>
+            <w:proofErr w:type="spellEnd"/>
+            <w:r>
+              <w:rPr>
+                <w:sz w:val="16"/>
+                <w:lang w:val="es-MX"/>
+              </w:rPr>
+              <w:t>/</w:t>
+            </w:r>
+            <w:proofErr w:type="spellStart"/>
+            <w:r>
+              <w:rPr>
+                <w:sz w:val="16"/>
+                <w:lang w:val="es-MX"/>
+              </w:rPr>
+              <w:t>SameSite</w:t>
+            </w:r>
+            <w:proofErr w:type="spellEnd"/>
+            <w:r>
+              <w:rPr>
+                <w:sz w:val="16"/>
+                <w:lang w:val="es-MX"/>
+              </w:rPr>
+              <w:t>, sesión que no se regenera al autenticar y mensajes de error que permiten enumerar cuentas.</w:t>
+            </w:r>
+          </w:p>
         </w:tc>
         <w:tc>
           <w:tcPr>
@@ -1428,7 +2378,36 @@
             <w:shd w:val="clear" w:color="auto" w:fill="FFFFFF"/>
             <w:vAlign w:val="center"/>
           </w:tcPr>
-          <w:p/>
+          <w:p>
+            <w:pPr>
+              <w:rPr>
+                <w:lang w:val="es-MX"/>
+              </w:rPr>
+            </w:pPr>
+            <w:r>
+              <w:rPr>
+                <w:sz w:val="16"/>
+                <w:lang w:val="es-MX"/>
+              </w:rPr>
+              <w:t xml:space="preserve">Miles de intentos automatizados contra el </w:t>
+            </w:r>
+            <w:proofErr w:type="spellStart"/>
+            <w:r>
+              <w:rPr>
+                <w:sz w:val="16"/>
+                <w:lang w:val="es-MX"/>
+              </w:rPr>
+              <w:t>endpoint</w:t>
+            </w:r>
+            <w:proofErr w:type="spellEnd"/>
+            <w:r>
+              <w:rPr>
+                <w:sz w:val="16"/>
+                <w:lang w:val="es-MX"/>
+              </w:rPr>
+              <w:t xml:space="preserve"> de acceso; enumeración previa de correos válidos; reutilización de una sesión fijada antes del login o robada en tránsito.</w:t>
+            </w:r>
+          </w:p>
         </w:tc>
         <w:tc>
           <w:tcPr>
@@ -1436,7 +2415,20 @@
             <w:shd w:val="clear" w:color="auto" w:fill="FFFFFF"/>
             <w:vAlign w:val="center"/>
           </w:tcPr>
-          <w:p/>
+          <w:p>
+            <w:pPr>
+              <w:rPr>
+                <w:lang w:val="es-MX"/>
+              </w:rPr>
+            </w:pPr>
+            <w:r>
+              <w:rPr>
+                <w:sz w:val="16"/>
+                <w:lang w:val="es-MX"/>
+              </w:rPr>
+              <w:t>Toma de control de cuentas. Si la cuenta es de administrador, el compromiso es total: usuarios, roles, permisos y logs, con actos atribuibles a la víctima.</w:t>
+            </w:r>
+          </w:p>
         </w:tc>
         <w:tc>
           <w:tcPr>
@@ -1444,7 +2436,116 @@
             <w:shd w:val="clear" w:color="auto" w:fill="FFFFFF"/>
             <w:vAlign w:val="center"/>
           </w:tcPr>
-          <w:p/>
+          <w:p>
+            <w:pPr>
+              <w:rPr>
+                <w:lang w:val="es-MX"/>
+              </w:rPr>
+            </w:pPr>
+            <w:r>
+              <w:rPr>
+                <w:sz w:val="16"/>
+                <w:lang w:val="es-MX"/>
+              </w:rPr>
+              <w:t xml:space="preserve">Rate </w:t>
+            </w:r>
+            <w:proofErr w:type="spellStart"/>
+            <w:r>
+              <w:rPr>
+                <w:sz w:val="16"/>
+                <w:lang w:val="es-MX"/>
+              </w:rPr>
+              <w:t>limiting</w:t>
+            </w:r>
+            <w:proofErr w:type="spellEnd"/>
+            <w:r>
+              <w:rPr>
+                <w:sz w:val="16"/>
+                <w:lang w:val="es-MX"/>
+              </w:rPr>
+              <w:t xml:space="preserve"> por cuenta y origen con bloqueo progresivo; Argon2id o </w:t>
+            </w:r>
+            <w:proofErr w:type="spellStart"/>
+            <w:r>
+              <w:rPr>
+                <w:sz w:val="16"/>
+                <w:lang w:val="es-MX"/>
+              </w:rPr>
+              <w:t>bcrypt</w:t>
+            </w:r>
+            <w:proofErr w:type="spellEnd"/>
+            <w:r>
+              <w:rPr>
+                <w:sz w:val="16"/>
+                <w:lang w:val="es-MX"/>
+              </w:rPr>
+              <w:t xml:space="preserve"> con </w:t>
+            </w:r>
+            <w:proofErr w:type="spellStart"/>
+            <w:r>
+              <w:rPr>
+                <w:sz w:val="16"/>
+                <w:lang w:val="es-MX"/>
+              </w:rPr>
+              <w:t>salt</w:t>
+            </w:r>
+            <w:proofErr w:type="spellEnd"/>
+            <w:r>
+              <w:rPr>
+                <w:sz w:val="16"/>
+                <w:lang w:val="es-MX"/>
+              </w:rPr>
+              <w:t xml:space="preserve"> por usuario; MFA obligatorio para administradores; contraste contra listas de contraseñas filtradas; regenerar el identificador de sesión al autenticar; cookies </w:t>
+            </w:r>
+            <w:proofErr w:type="spellStart"/>
+            <w:r>
+              <w:rPr>
+                <w:sz w:val="16"/>
+                <w:lang w:val="es-MX"/>
+              </w:rPr>
+              <w:t>HttpOnly</w:t>
+            </w:r>
+            <w:proofErr w:type="spellEnd"/>
+            <w:r>
+              <w:rPr>
+                <w:sz w:val="16"/>
+                <w:lang w:val="es-MX"/>
+              </w:rPr>
+              <w:t xml:space="preserve">, </w:t>
+            </w:r>
+            <w:proofErr w:type="spellStart"/>
+            <w:r>
+              <w:rPr>
+                <w:sz w:val="16"/>
+                <w:lang w:val="es-MX"/>
+              </w:rPr>
+              <w:t>Secure</w:t>
+            </w:r>
+            <w:proofErr w:type="spellEnd"/>
+            <w:r>
+              <w:rPr>
+                <w:sz w:val="16"/>
+                <w:lang w:val="es-MX"/>
+              </w:rPr>
+              <w:t xml:space="preserve"> y </w:t>
+            </w:r>
+            <w:proofErr w:type="spellStart"/>
+            <w:r>
+              <w:rPr>
+                <w:sz w:val="16"/>
+                <w:lang w:val="es-MX"/>
+              </w:rPr>
+              <w:t>SameSite</w:t>
+            </w:r>
+            <w:proofErr w:type="spellEnd"/>
+            <w:r>
+              <w:rPr>
+                <w:sz w:val="16"/>
+                <w:lang w:val="es-MX"/>
+              </w:rPr>
+              <w:t>; mensaje de error genérico con tiempo de respuesta uniforme.</w:t>
+            </w:r>
+          </w:p>
         </w:tc>
       </w:tr>
       <w:tr>
@@ -1462,7 +2563,7 @@
               <w:rPr>
                 <w:sz w:val="16"/>
               </w:rPr>
-              <w:t>4. Elección del equipo</w:t>
+              <w:t>4. Roles y permisos</w:t>
             </w:r>
           </w:p>
         </w:tc>
@@ -1472,7 +2573,36 @@
             <w:shd w:val="clear" w:color="auto" w:fill="F8FAFC"/>
             <w:vAlign w:val="center"/>
           </w:tcPr>
-          <w:p/>
+          <w:p>
+            <w:pPr>
+              <w:rPr>
+                <w:lang w:val="es-MX"/>
+              </w:rPr>
+            </w:pPr>
+            <w:r>
+              <w:rPr>
+                <w:sz w:val="16"/>
+                <w:lang w:val="es-MX"/>
+              </w:rPr>
+              <w:t xml:space="preserve">El modelo de autorización: la asignación de roles y permisos y su aplicación efectiva. Es un </w:t>
+            </w:r>
+            <w:proofErr w:type="spellStart"/>
+            <w:r>
+              <w:rPr>
+                <w:sz w:val="16"/>
+                <w:lang w:val="es-MX"/>
+              </w:rPr>
+              <w:t>metaactivo</w:t>
+            </w:r>
+            <w:proofErr w:type="spellEnd"/>
+            <w:r>
+              <w:rPr>
+                <w:sz w:val="16"/>
+                <w:lang w:val="es-MX"/>
+              </w:rPr>
+              <w:t>, porque determina quién puede tocar todo lo demás.</w:t>
+            </w:r>
+          </w:p>
         </w:tc>
         <w:tc>
           <w:tcPr>
@@ -1480,7 +2610,20 @@
             <w:shd w:val="clear" w:color="auto" w:fill="F8FAFC"/>
             <w:vAlign w:val="center"/>
           </w:tcPr>
-          <w:p/>
+          <w:p>
+            <w:pPr>
+              <w:rPr>
+                <w:lang w:val="es-MX"/>
+              </w:rPr>
+            </w:pPr>
+            <w:r>
+              <w:rPr>
+                <w:sz w:val="16"/>
+                <w:lang w:val="es-MX"/>
+              </w:rPr>
+              <w:t>Usuario con privilegios bajos que busca ampliarlos (escalada vertical u horizontal); permisos residuales de un cargo que la persona ya no ocupa.</w:t>
+            </w:r>
+          </w:p>
         </w:tc>
         <w:tc>
           <w:tcPr>
@@ -1488,7 +2631,84 @@
             <w:shd w:val="clear" w:color="auto" w:fill="F8FAFC"/>
             <w:vAlign w:val="center"/>
           </w:tcPr>
-          <w:p/>
+          <w:p>
+            <w:pPr>
+              <w:rPr>
+                <w:lang w:val="es-MX"/>
+              </w:rPr>
+            </w:pPr>
+            <w:r>
+              <w:rPr>
+                <w:sz w:val="16"/>
+                <w:lang w:val="es-MX"/>
+              </w:rPr>
+              <w:t xml:space="preserve">El control de acceso se aplica solo en la interfaz: se ocultan los </w:t>
+            </w:r>
+            <w:proofErr w:type="gramStart"/>
+            <w:r>
+              <w:rPr>
+                <w:sz w:val="16"/>
+                <w:lang w:val="es-MX"/>
+              </w:rPr>
+              <w:t>menús</w:t>
+            </w:r>
+            <w:proofErr w:type="gramEnd"/>
+            <w:r>
+              <w:rPr>
+                <w:sz w:val="16"/>
+                <w:lang w:val="es-MX"/>
+              </w:rPr>
+              <w:t xml:space="preserve"> pero los </w:t>
+            </w:r>
+            <w:proofErr w:type="spellStart"/>
+            <w:r>
+              <w:rPr>
+                <w:sz w:val="16"/>
+                <w:lang w:val="es-MX"/>
+              </w:rPr>
+              <w:t>endpoints</w:t>
+            </w:r>
+            <w:proofErr w:type="spellEnd"/>
+            <w:r>
+              <w:rPr>
+                <w:sz w:val="16"/>
+                <w:lang w:val="es-MX"/>
+              </w:rPr>
+              <w:t xml:space="preserve"> no verifican nada. El rol se toma de un valor enviado por el cliente y no hay </w:t>
+            </w:r>
+            <w:proofErr w:type="spellStart"/>
+            <w:r>
+              <w:rPr>
+                <w:sz w:val="16"/>
+                <w:lang w:val="es-MX"/>
+              </w:rPr>
+              <w:t>deny</w:t>
+            </w:r>
+            <w:proofErr w:type="spellEnd"/>
+            <w:r>
+              <w:rPr>
+                <w:sz w:val="16"/>
+                <w:lang w:val="es-MX"/>
+              </w:rPr>
+              <w:t xml:space="preserve"> </w:t>
+            </w:r>
+            <w:proofErr w:type="spellStart"/>
+            <w:r>
+              <w:rPr>
+                <w:sz w:val="16"/>
+                <w:lang w:val="es-MX"/>
+              </w:rPr>
+              <w:t>by</w:t>
+            </w:r>
+            <w:proofErr w:type="spellEnd"/>
+            <w:r>
+              <w:rPr>
+                <w:sz w:val="16"/>
+                <w:lang w:val="es-MX"/>
+              </w:rPr>
+              <w:t xml:space="preserve"> default ni revisión de asignaciones.</w:t>
+            </w:r>
+          </w:p>
         </w:tc>
         <w:tc>
           <w:tcPr>
@@ -1496,7 +2716,36 @@
             <w:shd w:val="clear" w:color="auto" w:fill="F8FAFC"/>
             <w:vAlign w:val="center"/>
           </w:tcPr>
-          <w:p/>
+          <w:p>
+            <w:pPr>
+              <w:rPr>
+                <w:lang w:val="es-MX"/>
+              </w:rPr>
+            </w:pPr>
+            <w:r>
+              <w:rPr>
+                <w:sz w:val="16"/>
+                <w:lang w:val="es-MX"/>
+              </w:rPr>
+              <w:t>Invocar directamente /</w:t>
+            </w:r>
+            <w:proofErr w:type="spellStart"/>
+            <w:r>
+              <w:rPr>
+                <w:sz w:val="16"/>
+                <w:lang w:val="es-MX"/>
+              </w:rPr>
+              <w:t>admin</w:t>
+            </w:r>
+            <w:proofErr w:type="spellEnd"/>
+            <w:r>
+              <w:rPr>
+                <w:sz w:val="16"/>
+                <w:lang w:val="es-MX"/>
+              </w:rPr>
+              <w:t>/usuarios, descubierto en el código del cliente; modificar el campo de rol antes de enviar la petición; usar permisos de un rol anterior nunca revocado.</w:t>
+            </w:r>
+          </w:p>
         </w:tc>
         <w:tc>
           <w:tcPr>
@@ -1504,7 +2753,20 @@
             <w:shd w:val="clear" w:color="auto" w:fill="F8FAFC"/>
             <w:vAlign w:val="center"/>
           </w:tcPr>
-          <w:p/>
+          <w:p>
+            <w:pPr>
+              <w:rPr>
+                <w:lang w:val="es-MX"/>
+              </w:rPr>
+            </w:pPr>
+            <w:r>
+              <w:rPr>
+                <w:sz w:val="16"/>
+                <w:lang w:val="es-MX"/>
+              </w:rPr>
+              <w:t>Control total del sistema y, sobre todo, borrado o manipulación de los logs, lo que destruye la evidencia del propio ataque e impide reconstruir lo ocurrido.</w:t>
+            </w:r>
+          </w:p>
         </w:tc>
         <w:tc>
           <w:tcPr>
@@ -1512,21 +2774,273 @@
             <w:shd w:val="clear" w:color="auto" w:fill="F8FAFC"/>
             <w:vAlign w:val="center"/>
           </w:tcPr>
-          <w:p/>
+          <w:p>
+            <w:pPr>
+              <w:rPr>
+                <w:lang w:val="es-MX"/>
+              </w:rPr>
+            </w:pPr>
+            <w:r>
+              <w:rPr>
+                <w:sz w:val="16"/>
+                <w:lang w:val="es-MX"/>
+              </w:rPr>
+              <w:t xml:space="preserve">Autorización obligatoria en el servidor en cada </w:t>
+            </w:r>
+            <w:proofErr w:type="spellStart"/>
+            <w:r>
+              <w:rPr>
+                <w:sz w:val="16"/>
+                <w:lang w:val="es-MX"/>
+              </w:rPr>
+              <w:t>endpoint</w:t>
+            </w:r>
+            <w:proofErr w:type="spellEnd"/>
+            <w:r>
+              <w:rPr>
+                <w:sz w:val="16"/>
+                <w:lang w:val="es-MX"/>
+              </w:rPr>
+              <w:t xml:space="preserve">, nunca en la interfaz; </w:t>
+            </w:r>
+            <w:proofErr w:type="spellStart"/>
+            <w:r>
+              <w:rPr>
+                <w:sz w:val="16"/>
+                <w:lang w:val="es-MX"/>
+              </w:rPr>
+              <w:t>deny</w:t>
+            </w:r>
+            <w:proofErr w:type="spellEnd"/>
+            <w:r>
+              <w:rPr>
+                <w:sz w:val="16"/>
+                <w:lang w:val="es-MX"/>
+              </w:rPr>
+              <w:t xml:space="preserve"> </w:t>
+            </w:r>
+            <w:proofErr w:type="spellStart"/>
+            <w:r>
+              <w:rPr>
+                <w:sz w:val="16"/>
+                <w:lang w:val="es-MX"/>
+              </w:rPr>
+              <w:t>by</w:t>
+            </w:r>
+            <w:proofErr w:type="spellEnd"/>
+            <w:r>
+              <w:rPr>
+                <w:sz w:val="16"/>
+                <w:lang w:val="es-MX"/>
+              </w:rPr>
+              <w:t xml:space="preserve"> default, para que olvidar una regla falle del lado seguro; rol derivado de la sesión del servidor; mínimo privilegio con permisos granulares y separación de funciones; log </w:t>
+            </w:r>
+            <w:proofErr w:type="spellStart"/>
+            <w:r>
+              <w:rPr>
+                <w:sz w:val="16"/>
+                <w:lang w:val="es-MX"/>
+              </w:rPr>
+              <w:t>append-only</w:t>
+            </w:r>
+            <w:proofErr w:type="spellEnd"/>
+            <w:r>
+              <w:rPr>
+                <w:sz w:val="16"/>
+                <w:lang w:val="es-MX"/>
+              </w:rPr>
+              <w:t xml:space="preserve"> de cambios de rol fuera del alcance </w:t>
+            </w:r>
+            <w:r>
+              <w:rPr>
+                <w:sz w:val="16"/>
+                <w:lang w:val="es-MX"/>
+              </w:rPr>
+              <w:lastRenderedPageBreak/>
+              <w:t>de escritura de la aplicación; revisión periódica y revocación automática.</w:t>
+            </w:r>
+          </w:p>
+        </w:tc>
+      </w:tr>
+      <w:tr>
+        <w:trPr>
+          <w:jc w:val="center"/>
+        </w:trPr>
+        <w:tc>
+          <w:tcPr>
+            <w:tcW w:w="1461" w:type="dxa"/>
+            <w:shd w:val="clear" w:color="auto" w:fill="F8FAFC"/>
+            <w:vAlign w:val="center"/>
+          </w:tcPr>
+          <w:p>
+            <w:r>
+              <w:rPr>
+                <w:sz w:val="16"/>
+              </w:rPr>
+              <w:t>5. Alta de grupos y asignación docente (jefe de carrera)</w:t>
+            </w:r>
+          </w:p>
+        </w:tc>
+        <w:tc>
+          <w:tcPr>
+            <w:tcW w:w="1461" w:type="dxa"/>
+            <w:shd w:val="clear" w:color="auto" w:fill="F8FAFC"/>
+            <w:vAlign w:val="center"/>
+          </w:tcPr>
+          <w:p>
+            <w:pPr>
+              <w:rPr>
+                <w:lang w:val="es-MX"/>
+              </w:rPr>
+            </w:pPr>
+            <w:r>
+              <w:rPr>
+                <w:sz w:val="16"/>
+                <w:lang w:val="es-MX"/>
+              </w:rPr>
+              <w:t>El catálogo de grupos y la asignación docente–horario. Su valor es estructural: es el dato del que depende la autorización de todo el módulo de calificaciones.</w:t>
+            </w:r>
+            <w:proofErr w:type="spellStart"/>
+            <w:proofErr w:type="spellEnd"/>
+          </w:p>
+        </w:tc>
+        <w:tc>
+          <w:tcPr>
+            <w:tcW w:w="1461" w:type="dxa"/>
+            <w:shd w:val="clear" w:color="auto" w:fill="F8FAFC"/>
+            <w:vAlign w:val="center"/>
+          </w:tcPr>
+          <w:p>
+            <w:pPr>
+              <w:rPr>
+                <w:lang w:val="es-MX"/>
+              </w:rPr>
+            </w:pPr>
+            <w:r>
+              <w:rPr>
+                <w:sz w:val="16"/>
+                <w:lang w:val="es-MX"/>
+              </w:rPr>
+              <w:t>Jefe que se asigna a sí mismo o a un cómplice un grupo que no le corresponde; profesor que presiona para ser asignado a un grupo ajeno; cuenta de jefe comprometida.</w:t>
+            </w:r>
+          </w:p>
+        </w:tc>
+        <w:tc>
+          <w:tcPr>
+            <w:tcW w:w="1461" w:type="dxa"/>
+            <w:shd w:val="clear" w:color="auto" w:fill="F8FAFC"/>
+            <w:vAlign w:val="center"/>
+          </w:tcPr>
+          <w:p>
+            <w:pPr>
+              <w:rPr>
+                <w:lang w:val="es-MX"/>
+              </w:rPr>
+            </w:pPr>
+            <w:r>
+              <w:rPr>
+                <w:sz w:val="16"/>
+                <w:lang w:val="es-MX"/>
+              </w:rPr>
+              <w:t>La asignación se modifica sin registro del cambio ni autorización de una segunda persona; se permiten cambios retroactivos sobre periodos ya cerrados; el rol de jefe es global y no está acotado a su carrera; no hay separación de funciones ni validación de choques de horario.</w:t>
+            </w:r>
+            <w:proofErr w:type="gramStart"/>
+            <w:proofErr w:type="gramEnd"/>
+            <w:proofErr w:type="spellStart"/>
+            <w:proofErr w:type="spellEnd"/>
+            <w:proofErr w:type="spellStart"/>
+            <w:proofErr w:type="spellEnd"/>
+            <w:proofErr w:type="spellStart"/>
+            <w:proofErr w:type="spellEnd"/>
+          </w:p>
+        </w:tc>
+        <w:tc>
+          <w:tcPr>
+            <w:tcW w:w="1461" w:type="dxa"/>
+            <w:shd w:val="clear" w:color="auto" w:fill="F8FAFC"/>
+            <w:vAlign w:val="center"/>
+          </w:tcPr>
+          <w:p>
+            <w:pPr>
+              <w:rPr>
+                <w:lang w:val="es-MX"/>
+              </w:rPr>
+            </w:pPr>
+            <w:r>
+              <w:rPr>
+                <w:sz w:val="16"/>
+                <w:lang w:val="es-MX"/>
+              </w:rPr>
+              <w:t>El jefe se asigna como profesor del grupo, entra a calificaciones —donde la verificación responde correctamente que sí está autorizado—, modifica las notas y revierte la asignación. El estado final queda consistente y sin rastro.</w:t>
+            </w:r>
+            <w:proofErr w:type="spellStart"/>
+            <w:proofErr w:type="spellEnd"/>
+          </w:p>
+        </w:tc>
+        <w:tc>
+          <w:tcPr>
+            <w:tcW w:w="1461" w:type="dxa"/>
+            <w:shd w:val="clear" w:color="auto" w:fill="F8FAFC"/>
+            <w:vAlign w:val="center"/>
+          </w:tcPr>
+          <w:p>
+            <w:pPr>
+              <w:rPr>
+                <w:lang w:val="es-MX"/>
+              </w:rPr>
+            </w:pPr>
+            <w:r>
+              <w:rPr>
+                <w:sz w:val="16"/>
+                <w:lang w:val="es-MX"/>
+              </w:rPr>
+              <w:t>Neutraliza el control principal del escenario 1 sin vulnerarlo: la alteración de calificaciones queda con apariencia plenamente legítima y no se detecta revisando solo el módulo de calificaciones. Además, grupos sin profesor y choques de aula.</w:t>
+            </w:r>
+          </w:p>
+        </w:tc>
+        <w:tc>
+          <w:tcPr>
+            <w:tcW w:w="1461" w:type="dxa"/>
+            <w:shd w:val="clear" w:color="auto" w:fill="F8FAFC"/>
+            <w:vAlign w:val="center"/>
+          </w:tcPr>
+          <w:p>
+            <w:pPr>
+              <w:rPr>
+                <w:lang w:val="es-MX"/>
+              </w:rPr>
+            </w:pPr>
+            <w:r>
+              <w:rPr>
+                <w:sz w:val="16"/>
+                <w:lang w:val="es-MX"/>
+              </w:rPr>
+              <w:t>Log append-only de toda alta y cambio de asignación, con autor, fecha y valor anterior: es el único control que ve el paso intermedio del ataque. Acotar el alcance del jefe a su propia carrera; cerrar el periodo y exigir autorización superior con motivo para cambios retroactivos; separación de funciones, de modo que quien asigna profesores no capture calificaciones; validar choques de horario y aula; alertar si un profesor recién asignado captura calificaciones de inmediato.</w:t>
+            </w:r>
+            <w:proofErr w:type="spellStart"/>
+            <w:proofErr w:type="spellEnd"/>
+            <w:proofErr w:type="spellStart"/>
+            <w:proofErr w:type="spellEnd"/>
+            <w:proofErr w:type="spellStart"/>
+            <w:proofErr w:type="spellEnd"/>
+            <w:proofErr w:type="spellStart"/>
+            <w:proofErr w:type="spellEnd"/>
+          </w:p>
         </w:tc>
       </w:tr>
     </w:tbl>
     <w:p>
       <w:pPr>
-        <w:pStyle w:val="Ttulo1"/>
+        <w:pStyle w:val="Heading1"/>
       </w:pPr>
       <w:r>
+        <w:lastRenderedPageBreak/>
         <w:t>6. Preguntas de reflexión</w:t>
       </w:r>
     </w:p>
     <w:p>
       <w:pPr>
-        <w:pStyle w:val="Listaconnmeros"/>
+        <w:pStyle w:val="ListNumber"/>
         <w:rPr>
           <w:lang w:val="es-MX"/>
         </w:rPr>
@@ -1554,7 +3068,43 @@
     </w:p>
     <w:p>
       <w:pPr>
-        <w:pStyle w:val="Listaconnmeros"/>
+        <w:spacing w:after="160"/>
+        <w:ind w:left="432"/>
+        <w:rPr>
+          <w:lang w:val="es-MX"/>
+        </w:rPr>
+      </w:pPr>
+      <w:r>
+        <w:rPr>
+          <w:b/>
+          <w:lang w:val="es-MX"/>
+        </w:rPr>
+        <w:t xml:space="preserve">R: </w:t>
+      </w:r>
+      <w:r>
+        <w:rPr>
+          <w:lang w:val="es-MX"/>
+        </w:rPr>
+        <w:t xml:space="preserve">No. La amenaza es el actor o la situación con potencial de causar daño; la vulnerabilidad es la debilidad de nuestro sistema que se lo permitiría. En el caso de María, la amenaza es cualquier estudiante autenticado con curiosidad por ver información ajena, y esa amenaza existe siempre: no podemos eliminarla sin eliminar a los usuarios. La vulnerabilidad es que el </w:t>
+      </w:r>
+      <w:proofErr w:type="spellStart"/>
+      <w:r>
+        <w:rPr>
+          <w:lang w:val="es-MX"/>
+        </w:rPr>
+        <w:t>endpoint</w:t>
+      </w:r>
+      <w:proofErr w:type="spellEnd"/>
+      <w:r>
+        <w:rPr>
+          <w:lang w:val="es-MX"/>
+        </w:rPr>
+        <w:t xml:space="preserve"> de perfiles devuelve el registro sin comprobar a quién pertenece, y esa sí es nuestra y sí podemos corregirla. La consecuencia práctica es que los controles se diseñan contra las vulnerabilidades, no contra las amenazas: enfocarse en evitar que los estudiantes sean curiosos no lleva a ninguna medida implementable.</w:t>
+      </w:r>
+    </w:p>
+    <w:p>
+      <w:pPr>
+        <w:pStyle w:val="ListNumber"/>
         <w:rPr>
           <w:lang w:val="es-MX"/>
         </w:rPr>
@@ -1563,12 +3113,62 @@
         <w:rPr>
           <w:lang w:val="es-MX"/>
         </w:rPr>
-        <w:t>¿Puede existir una vulnerabilidad aunque todavía nadie la haya explotado?</w:t>
+        <w:t xml:space="preserve">¿Puede existir una </w:t>
+      </w:r>
+      <w:proofErr w:type="gramStart"/>
+      <w:r>
+        <w:rPr>
+          <w:lang w:val="es-MX"/>
+        </w:rPr>
+        <w:t>vulnerabilidad</w:t>
+      </w:r>
+      <w:proofErr w:type="gramEnd"/>
+      <w:r>
+        <w:rPr>
+          <w:lang w:val="es-MX"/>
+        </w:rPr>
+        <w:t xml:space="preserve"> aunque todavía nadie la haya explotado?</w:t>
       </w:r>
     </w:p>
     <w:p>
       <w:pPr>
-        <w:pStyle w:val="Listaconnmeros"/>
+        <w:spacing w:after="160"/>
+        <w:ind w:left="432"/>
+        <w:rPr>
+          <w:lang w:val="es-MX"/>
+        </w:rPr>
+      </w:pPr>
+      <w:r>
+        <w:rPr>
+          <w:b/>
+          <w:lang w:val="es-MX"/>
+        </w:rPr>
+        <w:t xml:space="preserve">R: </w:t>
+      </w:r>
+      <w:r>
+        <w:rPr>
+          <w:lang w:val="es-MX"/>
+        </w:rPr>
+        <w:t xml:space="preserve">Sí, y es el caso más común. La vulnerabilidad es una propiedad del sistema, no un evento: existe desde que se escribe el código defectuoso, no desde que alguien la aprovecha. Si </w:t>
+      </w:r>
+      <w:proofErr w:type="spellStart"/>
+      <w:r>
+        <w:rPr>
+          <w:lang w:val="es-MX"/>
+        </w:rPr>
+        <w:t>SecureCampus</w:t>
+      </w:r>
+      <w:proofErr w:type="spellEnd"/>
+      <w:r>
+        <w:rPr>
+          <w:lang w:val="es-MX"/>
+        </w:rPr>
+        <w:t xml:space="preserve"> se despliega con el fallo de perfiles y nadie cambia nunca la URL, es exactamente igual de vulnerable que si mil personas lo hicieran. Lo que cambia con la explotación es el impacto materializado, y lo que cambia con el tiempo es la probabilidad, que solo crece. Por eso «nunca nos ha pasado nada» no es evidencia de que el sistema sea seguro, sino de que aún no lo hemos comprobado.</w:t>
+      </w:r>
+    </w:p>
+    <w:p>
+      <w:pPr>
+        <w:pStyle w:val="ListNumber"/>
         <w:rPr>
           <w:lang w:val="es-MX"/>
         </w:rPr>
@@ -1582,7 +3182,43 @@
     </w:p>
     <w:p>
       <w:pPr>
-        <w:pStyle w:val="Listaconnmeros"/>
+        <w:spacing w:after="160"/>
+        <w:ind w:left="432"/>
+        <w:rPr>
+          <w:lang w:val="es-MX"/>
+        </w:rPr>
+      </w:pPr>
+      <w:r>
+        <w:rPr>
+          <w:b/>
+          <w:lang w:val="es-MX"/>
+        </w:rPr>
+        <w:t xml:space="preserve">R: </w:t>
+      </w:r>
+      <w:r>
+        <w:rPr>
+          <w:lang w:val="es-MX"/>
+        </w:rPr>
+        <w:t xml:space="preserve">No, y confundirlo es el error exacto del caso guiado. La autenticación responde a quién eres: María demostró ser María. La autorización responde a qué puedes hacer con este recurso concreto, y María solo puede ver el perfil 125. El sistema ejecutó bien el primer paso y omitió el segundo. </w:t>
+      </w:r>
+      <w:proofErr w:type="gramStart"/>
+      <w:r>
+        <w:rPr>
+          <w:lang w:val="es-MX"/>
+        </w:rPr>
+        <w:t>Además</w:t>
+      </w:r>
+      <w:proofErr w:type="gramEnd"/>
+      <w:r>
+        <w:rPr>
+          <w:lang w:val="es-MX"/>
+        </w:rPr>
+        <w:t xml:space="preserve"> la autorización no se resuelve solo con el rol: debe evaluarse por recurso y por operación, considerando la relación entre el usuario y ese objeto. Por eso el profesor del escenario 1 es legítimamente profesor y aun así no debe escribir en un grupo que no le fue asignado: el rol es correcto, la relación no. Y debe verificarse en cada petición y en el servidor, porque comprobarla solo al iniciar sesión, o solo en la interfaz, equivale a no comprobarla.</w:t>
+      </w:r>
+    </w:p>
+    <w:p>
+      <w:pPr>
+        <w:pStyle w:val="ListNumber"/>
       </w:pPr>
       <w:r>
         <w:rPr>
@@ -1604,7 +3240,85 @@
     </w:p>
     <w:p>
       <w:pPr>
-        <w:pStyle w:val="Listaconnmeros"/>
+        <w:spacing w:after="160"/>
+        <w:ind w:left="432"/>
+        <w:rPr>
+          <w:lang w:val="es-MX"/>
+        </w:rPr>
+      </w:pPr>
+      <w:r>
+        <w:rPr>
+          <w:b/>
+          <w:lang w:val="es-MX"/>
+        </w:rPr>
+        <w:t xml:space="preserve">R: </w:t>
+      </w:r>
+      <w:r>
+        <w:rPr>
+          <w:lang w:val="es-MX"/>
+        </w:rPr>
+        <w:t xml:space="preserve">El modelo de autorización basado en la relación usuario–recurso, junto con el esquema de roles y permisos y la política de sesión. La razón es estructural: un control como el </w:t>
+      </w:r>
+      <w:proofErr w:type="spellStart"/>
+      <w:r>
+        <w:rPr>
+          <w:lang w:val="es-MX"/>
+        </w:rPr>
+        <w:t>rate</w:t>
+      </w:r>
+      <w:proofErr w:type="spellEnd"/>
+      <w:r>
+        <w:rPr>
+          <w:lang w:val="es-MX"/>
+        </w:rPr>
+        <w:t xml:space="preserve"> </w:t>
+      </w:r>
+      <w:proofErr w:type="spellStart"/>
+      <w:r>
+        <w:rPr>
+          <w:lang w:val="es-MX"/>
+        </w:rPr>
+        <w:t>limiting</w:t>
+      </w:r>
+      <w:proofErr w:type="spellEnd"/>
+      <w:r>
+        <w:rPr>
+          <w:lang w:val="es-MX"/>
+        </w:rPr>
+        <w:t xml:space="preserve"> o el antivirus de las subidas puede añadirse después, porque se coloca delante de un </w:t>
+      </w:r>
+      <w:proofErr w:type="spellStart"/>
+      <w:r>
+        <w:rPr>
+          <w:lang w:val="es-MX"/>
+        </w:rPr>
+        <w:t>endpoint</w:t>
+      </w:r>
+      <w:proofErr w:type="spellEnd"/>
+      <w:r>
+        <w:rPr>
+          <w:lang w:val="es-MX"/>
+        </w:rPr>
+        <w:t xml:space="preserve"> existente y el resto del sistema no se entera. En </w:t>
+      </w:r>
+      <w:proofErr w:type="gramStart"/>
+      <w:r>
+        <w:rPr>
+          <w:lang w:val="es-MX"/>
+        </w:rPr>
+        <w:t>cambio</w:t>
+      </w:r>
+      <w:proofErr w:type="gramEnd"/>
+      <w:r>
+        <w:rPr>
+          <w:lang w:val="es-MX"/>
+        </w:rPr>
+        <w:t xml:space="preserve"> la autorización por recurso determina cómo se consulta cada dato: si las consultas se escribieron como «dame el perfil 126», agregar la verificación más tarde obliga a revisar cada acceso a datos del sistema, y basta olvidar uno para que el hueco siga abierto. Añadido al final, el control depende de la disciplina de quien lo aplique; definido desde el diseño, lo garantiza la estructura. Estos controles no son una capa que se agrega, son una decisión de arquitectura.</w:t>
+      </w:r>
+    </w:p>
+    <w:p>
+      <w:pPr>
+        <w:pStyle w:val="ListNumber"/>
         <w:rPr>
           <w:lang w:val="es-MX"/>
         </w:rPr>
@@ -1618,7 +3332,42 @@
     </w:p>
     <w:p>
       <w:pPr>
-        <w:pStyle w:val="Ttulo1"/>
+        <w:spacing w:after="160"/>
+        <w:ind w:left="432"/>
+        <w:rPr>
+          <w:lang w:val="es-MX"/>
+        </w:rPr>
+      </w:pPr>
+      <w:r>
+        <w:rPr>
+          <w:b/>
+          <w:lang w:val="es-MX"/>
+        </w:rPr>
+        <w:t xml:space="preserve">R: </w:t>
+      </w:r>
+      <w:r>
+        <w:rPr>
+          <w:lang w:val="es-MX"/>
+        </w:rPr>
+        <w:t xml:space="preserve">Distinguimos dos respuestas. Por valor institucional, las calificaciones: su integridad sostiene la certificación académica, que es lo único que la universidad realmente emite, y su daño es difícil de revertir porque sin bitácora no se sabe cuál era la nota correcta ni cuántos registros fueron tocados. Por prioridad de defensa, las </w:t>
+      </w:r>
+      <w:r>
+        <w:rPr>
+          <w:lang w:val="es-MX"/>
+        </w:rPr>
+        <w:lastRenderedPageBreak/>
+        <w:t>credenciales y el modelo de autorización: son activos habilitadores, y de poco sirve blindar las calificaciones si el atacante entra con una cuenta de administrador válida y además borra los logs. Por eso protegemos primero lo que habilita el acceso a lo más valioso, aunque lo más valioso sea otra cosa.</w:t>
+      </w:r>
+      <w:r>
+        <w:rPr>
+          <w:sz w:val="20"/>
+        </w:rPr>
+        <w:t xml:space="preserve"> Analizar el rol de jefe de carrera nos obligó a agregar una tercera categoría que no habíamos considerado: los activos de los que dependen los controles. La asignación docente no tiene valor por sí misma, pero es el dato que la verificación de calificaciones consulta para decidir si autoriza; alterarlo no vulnera los controles, los apaga. De ahí la regla que aplicamos al resto de la matriz: si un control se apoya en un dato, ese dato hereda la criticidad del control.</w:t>
+      </w:r>
+    </w:p>
+    <w:p>
+      <w:pPr>
+        <w:pStyle w:val="Heading1"/>
         <w:rPr>
           <w:lang w:val="es-MX"/>
         </w:rPr>
@@ -1645,7 +3394,7 @@
     </w:p>
     <w:p>
       <w:pPr>
-        <w:pStyle w:val="Listaconvietas"/>
+        <w:pStyle w:val="ListBullet"/>
         <w:rPr>
           <w:lang w:val="es-MX"/>
         </w:rPr>
@@ -1659,7 +3408,7 @@
     </w:p>
     <w:p>
       <w:pPr>
-        <w:pStyle w:val="Listaconvietas"/>
+        <w:pStyle w:val="ListBullet"/>
       </w:pPr>
       <w:r>
         <w:t xml:space="preserve">Antes del commit: </w:t>
@@ -1675,7 +3424,7 @@
     </w:p>
     <w:p>
       <w:pPr>
-        <w:pStyle w:val="Listaconvietas"/>
+        <w:pStyle w:val="ListBullet"/>
         <w:rPr>
           <w:lang w:val="es-MX"/>
         </w:rPr>
@@ -1725,7 +3474,7 @@
     </w:p>
     <w:p>
       <w:pPr>
-        <w:pStyle w:val="Listaconvietas"/>
+        <w:pStyle w:val="ListBullet"/>
         <w:rPr>
           <w:lang w:val="es-MX"/>
         </w:rPr>
@@ -1753,7 +3502,7 @@
     </w:p>
     <w:p>
       <w:pPr>
-        <w:pStyle w:val="Ttulo1"/>
+        <w:pStyle w:val="Heading1"/>
       </w:pPr>
       <w:r>
         <w:t>8. Criterios de aceptación</w:t>
@@ -1761,7 +3510,7 @@
     </w:p>
     <w:p>
       <w:pPr>
-        <w:pStyle w:val="Listaconvietas"/>
+        <w:pStyle w:val="ListBullet"/>
         <w:rPr>
           <w:lang w:val="es-MX"/>
         </w:rPr>
@@ -1775,7 +3524,7 @@
     </w:p>
     <w:p>
       <w:pPr>
-        <w:pStyle w:val="Listaconvietas"/>
+        <w:pStyle w:val="ListBullet"/>
         <w:rPr>
           <w:lang w:val="es-MX"/>
         </w:rPr>
@@ -1789,7 +3538,7 @@
     </w:p>
     <w:p>
       <w:pPr>
-        <w:pStyle w:val="Listaconvietas"/>
+        <w:pStyle w:val="ListBullet"/>
         <w:rPr>
           <w:lang w:val="es-MX"/>
         </w:rPr>
@@ -1803,7 +3552,7 @@
     </w:p>
     <w:p>
       <w:pPr>
-        <w:pStyle w:val="Listaconvietas"/>
+        <w:pStyle w:val="ListBullet"/>
         <w:rPr>
           <w:lang w:val="es-MX"/>
         </w:rPr>
@@ -1817,19 +3566,21 @@
     </w:p>
     <w:p>
       <w:pPr>
-        <w:pStyle w:val="Listaconvietas"/>
+        <w:pStyle w:val="ListBullet"/>
+        <w:rPr>
+          <w:lang w:val="es-MX"/>
+        </w:rPr>
       </w:pPr>
       <w:r>
         <w:rPr>
           <w:lang w:val="es-MX"/>
         </w:rPr>
-        <w:lastRenderedPageBreak/>
         <w:t>La evidencia está versionada y visible en el repositorio del equipo.</w:t>
       </w:r>
     </w:p>
     <w:p>
       <w:pPr>
-        <w:pStyle w:val="Ttulo1"/>
+        <w:pStyle w:val="Heading1"/>
       </w:pPr>
       <w:r>
         <w:rPr>
@@ -1848,7 +3599,7 @@
     </w:p>
     <w:tbl>
       <w:tblPr>
-        <w:tblStyle w:val="Tablaconcuadrcula"/>
+        <w:tblStyle w:val="TableGrid"/>
         <w:tblW w:w="0" w:type="auto"/>
         <w:jc w:val="center"/>
         <w:tblLook w:val="04A0" w:firstRow="1" w:lastRow="0" w:firstColumn="1" w:lastColumn="0" w:noHBand="0" w:noVBand="1"/>
@@ -2609,7 +4360,7 @@
     </w:tbl>
     <w:p>
       <w:pPr>
-        <w:pStyle w:val="Ttulo1"/>
+        <w:pStyle w:val="Heading1"/>
       </w:pPr>
       <w:r>
         <w:t>10. Cierre</w:t>
@@ -2645,13 +4396,29 @@
                 <w:color w:val="B87333"/>
                 <w:lang w:val="es-MX"/>
               </w:rPr>
-              <w:t xml:space="preserve">Pregunta de salida:  </w:t>
-            </w:r>
-            <w:r>
-              <w:rPr>
-                <w:lang w:val="es-MX"/>
-              </w:rPr>
-              <w:t xml:space="preserve">¿Qué protegerías primero en </w:t>
+              <w:t>Pregunta de salida</w:t>
+            </w:r>
+            <w:proofErr w:type="gramStart"/>
+            <w:r>
+              <w:rPr>
+                <w:b/>
+                <w:color w:val="B87333"/>
+                <w:lang w:val="es-MX"/>
+              </w:rPr>
+              <w:t xml:space="preserve">:  </w:t>
+            </w:r>
+            <w:r>
+              <w:rPr>
+                <w:lang w:val="es-MX"/>
+              </w:rPr>
+              <w:t>¿</w:t>
+            </w:r>
+            <w:proofErr w:type="gramEnd"/>
+            <w:r>
+              <w:rPr>
+                <w:lang w:val="es-MX"/>
+              </w:rPr>
+              <w:t xml:space="preserve">Qué protegerías primero en </w:t>
             </w:r>
             <w:proofErr w:type="spellStart"/>
             <w:r>
@@ -2678,9 +4445,80 @@
         </w:rPr>
       </w:pPr>
     </w:p>
+    <w:p>
+      <w:pPr>
+        <w:spacing w:after="160"/>
+        <w:ind w:left="432"/>
+        <w:rPr>
+          <w:lang w:val="es-MX"/>
+        </w:rPr>
+      </w:pPr>
+      <w:r>
+        <w:rPr>
+          <w:b/>
+          <w:lang w:val="es-MX"/>
+        </w:rPr>
+        <w:t xml:space="preserve">R: </w:t>
+      </w:r>
+      <w:r>
+        <w:rPr>
+          <w:lang w:val="es-MX"/>
+        </w:rPr>
+        <w:t xml:space="preserve">Protegeríamos primero el acceso: la autenticación y el modelo de autorización aplicado en el servidor. Es la única capa cuyo fallo anula automáticamente todas las demás, y la más cara de corregir después, porque atraviesa cada consulta del sistema. Lo que podría impedir que ese activo siga seguro no es principalmente un atacante más hábil, sino nuestras propias decisiones durante el proyecto: el olvido al crecer, porque cada </w:t>
+      </w:r>
+      <w:proofErr w:type="spellStart"/>
+      <w:r>
+        <w:rPr>
+          <w:lang w:val="es-MX"/>
+        </w:rPr>
+        <w:t>endpoint</w:t>
+      </w:r>
+      <w:proofErr w:type="spellEnd"/>
+      <w:r>
+        <w:rPr>
+          <w:lang w:val="es-MX"/>
+        </w:rPr>
+        <w:t xml:space="preserve"> nuevo es una oportunidad de omitir la verificación, y por eso el </w:t>
+      </w:r>
+      <w:proofErr w:type="spellStart"/>
+      <w:r>
+        <w:rPr>
+          <w:lang w:val="es-MX"/>
+        </w:rPr>
+        <w:t>deny</w:t>
+      </w:r>
+      <w:proofErr w:type="spellEnd"/>
+      <w:r>
+        <w:rPr>
+          <w:lang w:val="es-MX"/>
+        </w:rPr>
+        <w:t xml:space="preserve"> </w:t>
+      </w:r>
+      <w:proofErr w:type="spellStart"/>
+      <w:r>
+        <w:rPr>
+          <w:lang w:val="es-MX"/>
+        </w:rPr>
+        <w:t>by</w:t>
+      </w:r>
+      <w:proofErr w:type="spellEnd"/>
+      <w:r>
+        <w:rPr>
+          <w:lang w:val="es-MX"/>
+        </w:rPr>
+        <w:t xml:space="preserve"> default es clave; la confianza en el cliente, porque ocultar un botón o validar por extensión se sienten como controles y no lo son; los permisos que se acumulan sin revocarse; la pérdida de trazabilidad, porque contra un usuario legítimamente autorizado que abusa de su permiso la prevención no alcanza y solo queda el log, que sirve únicamente si el atacante no </w:t>
+      </w:r>
+      <w:r>
+        <w:rPr>
+          <w:lang w:val="es-MX"/>
+        </w:rPr>
+        <w:lastRenderedPageBreak/>
+        <w:t>puede editarlo; y sobre todo tratar la seguridad como una fase final, porque dejarla para cuando el sistema ya funcione garantiza que los controles estructurales ya no quepan sin rediseñar.</w:t>
+      </w:r>
+    </w:p>
     <w:sectPr>
-      <w:headerReference w:type="default" r:id="rId8"/>
-      <w:footerReference w:type="default" r:id="rId9"/>
+      <w:headerReference w:type="default" r:id="rId11"/>
+      <w:footerReference w:type="default" r:id="rId12"/>
       <w:pgSz w:w="12240" w:h="15840"/>
       <w:pgMar w:top="936" w:right="1008" w:bottom="936" w:left="1008" w:header="720" w:footer="720" w:gutter="0"/>
       <w:cols w:space="720"/>
@@ -2719,7 +4557,7 @@
 <w:ftr xmlns:wpc="http://schemas.microsoft.com/office/word/2010/wordprocessingCanvas" xmlns:cx="http://schemas.microsoft.com/office/drawing/2014/chartex" xmlns:cx1="http://schemas.microsoft.com/office/drawing/2015/9/8/chartex" xmlns:cx2="http://schemas.microsoft.com/office/drawing/2015/10/21/chartex" xmlns:cx3="http://schemas.microsoft.com/office/drawing/2016/5/9/chartex" xmlns:cx4="http://schemas.microsoft.com/office/drawing/2016/5/10/chartex" xmlns:cx5="http://schemas.microsoft.com/office/drawing/2016/5/11/chartex" xmlns:cx6="http://schemas.microsoft.com/office/drawing/2016/5/12/chartex" xmlns:cx7="http://schemas.microsoft.com/office/drawing/2016/5/13/chartex" xmlns:cx8="http://schemas.microsoft.com/office/drawing/2016/5/14/chartex" xmlns:mc="http://schemas.openxmlformats.org/markup-compatibility/2006" xmlns:aink="http://schemas.microsoft.com/office/drawing/2016/ink" xmlns:am3d="http://schemas.microsoft.com/office/drawing/2017/model3d" xmlns:o="urn:schemas-microsoft-com:office:office" xmlns:oel="http://schemas.microsoft.com/office/2019/extlst" xmlns:r="http://schemas.openxmlformats.org/officeDocument/2006/relationships" xmlns:m="http://schemas.openxmlformats.org/officeDocument/2006/math" xmlns:v="urn:schemas-microsoft-com:vml" xmlns:wp14="http://schemas.microsoft.com/office/word/2010/wordprocessingDrawing" xmlns:wp="http://schemas.openxmlformats.org/drawingml/2006/wordprocessingDrawing" xmlns:w10="urn:schemas-microsoft-com:office:word" xmlns:w="http://schemas.openxmlformats.org/wordprocessingml/2006/main" xmlns:w14="http://schemas.microsoft.com/office/word/2010/wordml" xmlns:w15="http://schemas.microsoft.com/office/word/2012/wordml" xmlns:w16cex="http://schemas.microsoft.com/office/word/2018/wordml/cex" xmlns:w16cid="http://schemas.microsoft.com/office/word/2016/wordml/cid" xmlns:w16="http://schemas.microsoft.com/office/word/2018/wordml" xmlns:w16du="http://schemas.microsoft.com/office/word/2023/wordml/word16du" xmlns:w16sdtdh="http://schemas.microsoft.com/office/word/2020/wordml/sdtdatahash" xmlns:w16sdtfl="http://schemas.microsoft.com/office/word/2024/wordml/sdtformatlock" xmlns:w16se="http://schemas.microsoft.com/office/word/2015/wordml/symex" xmlns:wpg="http://schemas.microsoft.com/office/word/2010/wordprocessingGroup" xmlns:wpi="http://schemas.microsoft.com/office/word/2010/wordprocessingInk" xmlns:wne="http://schemas.microsoft.com/office/word/2006/wordml" xmlns:wps="http://schemas.microsoft.com/office/word/2010/wordprocessingShape" mc:Ignorable="w14 w15 w16se w16cid w16 w16cex w16sdtdh w16sdtfl w16du wp14">
   <w:p>
     <w:pPr>
-      <w:pStyle w:val="Piedepgina"/>
+      <w:pStyle w:val="Footer"/>
       <w:jc w:val="center"/>
     </w:pPr>
     <w:proofErr w:type="spellStart"/>
@@ -2780,16 +4618,26 @@
 <w:hdr xmlns:wpc="http://schemas.microsoft.com/office/word/2010/wordprocessingCanvas" xmlns:cx="http://schemas.microsoft.com/office/drawing/2014/chartex" xmlns:cx1="http://schemas.microsoft.com/office/drawing/2015/9/8/chartex" xmlns:cx2="http://schemas.microsoft.com/office/drawing/2015/10/21/chartex" xmlns:cx3="http://schemas.microsoft.com/office/drawing/2016/5/9/chartex" xmlns:cx4="http://schemas.microsoft.com/office/drawing/2016/5/10/chartex" xmlns:cx5="http://schemas.microsoft.com/office/drawing/2016/5/11/chartex" xmlns:cx6="http://schemas.microsoft.com/office/drawing/2016/5/12/chartex" xmlns:cx7="http://schemas.microsoft.com/office/drawing/2016/5/13/chartex" xmlns:cx8="http://schemas.microsoft.com/office/drawing/2016/5/14/chartex" xmlns:mc="http://schemas.openxmlformats.org/markup-compatibility/2006" xmlns:aink="http://schemas.microsoft.com/office/drawing/2016/ink" xmlns:am3d="http://schemas.microsoft.com/office/drawing/2017/model3d" xmlns:o="urn:schemas-microsoft-com:office:office" xmlns:oel="http://schemas.microsoft.com/office/2019/extlst" xmlns:r="http://schemas.openxmlformats.org/officeDocument/2006/relationships" xmlns:m="http://schemas.openxmlformats.org/officeDocument/2006/math" xmlns:v="urn:schemas-microsoft-com:vml" xmlns:wp14="http://schemas.microsoft.com/office/word/2010/wordprocessingDrawing" xmlns:wp="http://schemas.openxmlformats.org/drawingml/2006/wordprocessingDrawing" xmlns:w10="urn:schemas-microsoft-com:office:word" xmlns:w="http://schemas.openxmlformats.org/wordprocessingml/2006/main" xmlns:w14="http://schemas.microsoft.com/office/word/2010/wordml" xmlns:w15="http://schemas.microsoft.com/office/word/2012/wordml" xmlns:w16cex="http://schemas.microsoft.com/office/word/2018/wordml/cex" xmlns:w16cid="http://schemas.microsoft.com/office/word/2016/wordml/cid" xmlns:w16="http://schemas.microsoft.com/office/word/2018/wordml" xmlns:w16du="http://schemas.microsoft.com/office/word/2023/wordml/word16du" xmlns:w16sdtdh="http://schemas.microsoft.com/office/word/2020/wordml/sdtdatahash" xmlns:w16sdtfl="http://schemas.microsoft.com/office/word/2024/wordml/sdtformatlock" xmlns:w16se="http://schemas.microsoft.com/office/word/2015/wordml/symex" xmlns:wpg="http://schemas.microsoft.com/office/word/2010/wordprocessingGroup" xmlns:wpi="http://schemas.microsoft.com/office/word/2010/wordprocessingInk" xmlns:wne="http://schemas.microsoft.com/office/word/2006/wordml" xmlns:wps="http://schemas.microsoft.com/office/word/2010/wordprocessingShape" mc:Ignorable="w14 w15 w16se w16cid w16 w16cex w16sdtdh w16sdtfl w16du wp14">
   <w:p>
     <w:pPr>
-      <w:pStyle w:val="Encabezado"/>
+      <w:pStyle w:val="Header"/>
       <w:jc w:val="right"/>
     </w:pPr>
+    <w:proofErr w:type="gramStart"/>
     <w:r>
       <w:rPr>
         <w:b/>
         <w:color w:val="17365D"/>
         <w:sz w:val="16"/>
       </w:rPr>
-      <w:t>SECURECAMPUS  |  DESARROLLO SEGURO</w:t>
+      <w:t>SECURECAMPUS  |</w:t>
+    </w:r>
+    <w:proofErr w:type="gramEnd"/>
+    <w:r>
+      <w:rPr>
+        <w:b/>
+        <w:color w:val="17365D"/>
+        <w:sz w:val="16"/>
+      </w:rPr>
+      <w:t xml:space="preserve">  DESARROLLO SEGURO</w:t>
     </w:r>
   </w:p>
 </w:hdr>
@@ -2838,7 +4686,7 @@
     <w:lvl w:ilvl="0">
       <w:start w:val="1"/>
       <w:numFmt w:val="decimal"/>
-      <w:pStyle w:val="Listaconnmeros3"/>
+      <w:pStyle w:val="ListNumber3"/>
       <w:lvlText w:val="%1."/>
       <w:lvlJc w:val="left"/>
       <w:pPr>
@@ -2856,7 +4704,7 @@
     <w:lvl w:ilvl="0">
       <w:start w:val="1"/>
       <w:numFmt w:val="decimal"/>
-      <w:pStyle w:val="Listaconnmeros2"/>
+      <w:pStyle w:val="ListNumber2"/>
       <w:lvlText w:val="%1."/>
       <w:lvlJc w:val="left"/>
       <w:pPr>
@@ -2894,7 +4742,7 @@
     <w:lvl w:ilvl="0">
       <w:start w:val="1"/>
       <w:numFmt w:val="bullet"/>
-      <w:pStyle w:val="Listaconvietas3"/>
+      <w:pStyle w:val="ListBullet3"/>
       <w:lvlText w:val=""/>
       <w:lvlJc w:val="left"/>
       <w:pPr>
@@ -2915,7 +4763,7 @@
     <w:lvl w:ilvl="0">
       <w:start w:val="1"/>
       <w:numFmt w:val="bullet"/>
-      <w:pStyle w:val="Listaconvietas2"/>
+      <w:pStyle w:val="ListBullet2"/>
       <w:lvlText w:val=""/>
       <w:lvlJc w:val="left"/>
       <w:pPr>
@@ -2936,7 +4784,7 @@
     <w:lvl w:ilvl="0">
       <w:start w:val="1"/>
       <w:numFmt w:val="decimal"/>
-      <w:pStyle w:val="Listaconnmeros"/>
+      <w:pStyle w:val="ListNumber"/>
       <w:lvlText w:val="%1."/>
       <w:lvlJc w:val="left"/>
       <w:pPr>
@@ -2954,7 +4802,7 @@
     <w:lvl w:ilvl="0">
       <w:start w:val="1"/>
       <w:numFmt w:val="bullet"/>
-      <w:pStyle w:val="Listaconvietas"/>
+      <w:pStyle w:val="ListBullet"/>
       <w:lvlText w:val=""/>
       <w:lvlJc w:val="left"/>
       <w:pPr>
@@ -3394,11 +5242,11 @@
       <w:sz w:val="20"/>
     </w:rPr>
   </w:style>
-  <w:style w:type="paragraph" w:styleId="Ttulo1">
+  <w:style w:type="paragraph" w:styleId="Heading1">
     <w:name w:val="heading 1"/>
     <w:basedOn w:val="Normal"/>
     <w:next w:val="Normal"/>
-    <w:link w:val="Ttulo1Car"/>
+    <w:link w:val="Heading1Char"/>
     <w:uiPriority w:val="9"/>
     <w:qFormat/>
     <w:rsid w:val="00FC693F"/>
@@ -3417,11 +5265,11 @@
       <w:szCs w:val="28"/>
     </w:rPr>
   </w:style>
-  <w:style w:type="paragraph" w:styleId="Ttulo2">
+  <w:style w:type="paragraph" w:styleId="Heading2">
     <w:name w:val="heading 2"/>
     <w:basedOn w:val="Normal"/>
     <w:next w:val="Normal"/>
-    <w:link w:val="Ttulo2Car"/>
+    <w:link w:val="Heading2Char"/>
     <w:uiPriority w:val="9"/>
     <w:unhideWhenUsed/>
     <w:qFormat/>
@@ -3441,11 +5289,11 @@
       <w:szCs w:val="26"/>
     </w:rPr>
   </w:style>
-  <w:style w:type="paragraph" w:styleId="Ttulo3">
+  <w:style w:type="paragraph" w:styleId="Heading3">
     <w:name w:val="heading 3"/>
     <w:basedOn w:val="Normal"/>
     <w:next w:val="Normal"/>
-    <w:link w:val="Ttulo3Car"/>
+    <w:link w:val="Heading3Char"/>
     <w:uiPriority w:val="9"/>
     <w:unhideWhenUsed/>
     <w:qFormat/>
@@ -3464,11 +5312,11 @@
       <w:sz w:val="22"/>
     </w:rPr>
   </w:style>
-  <w:style w:type="paragraph" w:styleId="Ttulo4">
+  <w:style w:type="paragraph" w:styleId="Heading4">
     <w:name w:val="heading 4"/>
     <w:basedOn w:val="Normal"/>
     <w:next w:val="Normal"/>
-    <w:link w:val="Ttulo4Car"/>
+    <w:link w:val="Heading4Char"/>
     <w:uiPriority w:val="9"/>
     <w:semiHidden/>
     <w:unhideWhenUsed/>
@@ -3489,11 +5337,11 @@
       <w:color w:val="4F81BD" w:themeColor="accent1"/>
     </w:rPr>
   </w:style>
-  <w:style w:type="paragraph" w:styleId="Ttulo5">
+  <w:style w:type="paragraph" w:styleId="Heading5">
     <w:name w:val="heading 5"/>
     <w:basedOn w:val="Normal"/>
     <w:next w:val="Normal"/>
-    <w:link w:val="Ttulo5Car"/>
+    <w:link w:val="Heading5Char"/>
     <w:uiPriority w:val="9"/>
     <w:semiHidden/>
     <w:unhideWhenUsed/>
@@ -3510,11 +5358,11 @@
       <w:color w:val="243F60" w:themeColor="accent1" w:themeShade="7F"/>
     </w:rPr>
   </w:style>
-  <w:style w:type="paragraph" w:styleId="Ttulo6">
+  <w:style w:type="paragraph" w:styleId="Heading6">
     <w:name w:val="heading 6"/>
     <w:basedOn w:val="Normal"/>
     <w:next w:val="Normal"/>
-    <w:link w:val="Ttulo6Car"/>
+    <w:link w:val="Heading6Char"/>
     <w:uiPriority w:val="9"/>
     <w:semiHidden/>
     <w:unhideWhenUsed/>
@@ -3533,11 +5381,11 @@
       <w:color w:val="243F60" w:themeColor="accent1" w:themeShade="7F"/>
     </w:rPr>
   </w:style>
-  <w:style w:type="paragraph" w:styleId="Ttulo7">
+  <w:style w:type="paragraph" w:styleId="Heading7">
     <w:name w:val="heading 7"/>
     <w:basedOn w:val="Normal"/>
     <w:next w:val="Normal"/>
-    <w:link w:val="Ttulo7Car"/>
+    <w:link w:val="Heading7Char"/>
     <w:uiPriority w:val="9"/>
     <w:semiHidden/>
     <w:unhideWhenUsed/>
@@ -3556,11 +5404,11 @@
       <w:color w:val="404040" w:themeColor="text1" w:themeTint="BF"/>
     </w:rPr>
   </w:style>
-  <w:style w:type="paragraph" w:styleId="Ttulo8">
+  <w:style w:type="paragraph" w:styleId="Heading8">
     <w:name w:val="heading 8"/>
     <w:basedOn w:val="Normal"/>
     <w:next w:val="Normal"/>
-    <w:link w:val="Ttulo8Car"/>
+    <w:link w:val="Heading8Char"/>
     <w:uiPriority w:val="9"/>
     <w:semiHidden/>
     <w:unhideWhenUsed/>
@@ -3578,11 +5426,11 @@
       <w:szCs w:val="20"/>
     </w:rPr>
   </w:style>
-  <w:style w:type="paragraph" w:styleId="Ttulo9">
+  <w:style w:type="paragraph" w:styleId="Heading9">
     <w:name w:val="heading 9"/>
     <w:basedOn w:val="Normal"/>
     <w:next w:val="Normal"/>
-    <w:link w:val="Ttulo9Car"/>
+    <w:link w:val="Heading9Char"/>
     <w:uiPriority w:val="9"/>
     <w:semiHidden/>
     <w:unhideWhenUsed/>
@@ -3602,13 +5450,13 @@
       <w:szCs w:val="20"/>
     </w:rPr>
   </w:style>
-  <w:style w:type="character" w:default="1" w:styleId="Fuentedeprrafopredeter">
+  <w:style w:type="character" w:default="1" w:styleId="DefaultParagraphFont">
     <w:name w:val="Default Paragraph Font"/>
     <w:uiPriority w:val="1"/>
     <w:semiHidden/>
     <w:unhideWhenUsed/>
   </w:style>
-  <w:style w:type="table" w:default="1" w:styleId="Tablanormal">
+  <w:style w:type="table" w:default="1" w:styleId="TableNormal">
     <w:name w:val="Normal Table"/>
     <w:uiPriority w:val="99"/>
     <w:semiHidden/>
@@ -3623,16 +5471,16 @@
       </w:tblCellMar>
     </w:tblPr>
   </w:style>
-  <w:style w:type="numbering" w:default="1" w:styleId="Sinlista">
+  <w:style w:type="numbering" w:default="1" w:styleId="NoList">
     <w:name w:val="No List"/>
     <w:uiPriority w:val="99"/>
     <w:semiHidden/>
     <w:unhideWhenUsed/>
   </w:style>
-  <w:style w:type="paragraph" w:styleId="Encabezado">
+  <w:style w:type="paragraph" w:styleId="Header">
     <w:name w:val="header"/>
     <w:basedOn w:val="Normal"/>
-    <w:link w:val="EncabezadoCar"/>
+    <w:link w:val="HeaderChar"/>
     <w:uiPriority w:val="99"/>
     <w:unhideWhenUsed/>
     <w:rsid w:val="00E618BF"/>
@@ -3644,17 +5492,17 @@
       <w:spacing w:after="0" w:line="240" w:lineRule="auto"/>
     </w:pPr>
   </w:style>
-  <w:style w:type="character" w:customStyle="1" w:styleId="EncabezadoCar">
-    <w:name w:val="Encabezado Car"/>
-    <w:basedOn w:val="Fuentedeprrafopredeter"/>
-    <w:link w:val="Encabezado"/>
+  <w:style w:type="character" w:customStyle="1" w:styleId="HeaderChar">
+    <w:name w:val="Header Char"/>
+    <w:basedOn w:val="DefaultParagraphFont"/>
+    <w:link w:val="Header"/>
     <w:uiPriority w:val="99"/>
     <w:rsid w:val="00E618BF"/>
   </w:style>
-  <w:style w:type="paragraph" w:styleId="Piedepgina">
+  <w:style w:type="paragraph" w:styleId="Footer">
     <w:name w:val="footer"/>
     <w:basedOn w:val="Normal"/>
-    <w:link w:val="PiedepginaCar"/>
+    <w:link w:val="FooterChar"/>
     <w:uiPriority w:val="99"/>
     <w:unhideWhenUsed/>
     <w:rsid w:val="00E618BF"/>
@@ -3666,14 +5514,14 @@
       <w:spacing w:after="0" w:line="240" w:lineRule="auto"/>
     </w:pPr>
   </w:style>
-  <w:style w:type="character" w:customStyle="1" w:styleId="PiedepginaCar">
-    <w:name w:val="Pie de página Car"/>
-    <w:basedOn w:val="Fuentedeprrafopredeter"/>
-    <w:link w:val="Piedepgina"/>
+  <w:style w:type="character" w:customStyle="1" w:styleId="FooterChar">
+    <w:name w:val="Footer Char"/>
+    <w:basedOn w:val="DefaultParagraphFont"/>
+    <w:link w:val="Footer"/>
     <w:uiPriority w:val="99"/>
     <w:rsid w:val="00E618BF"/>
   </w:style>
-  <w:style w:type="paragraph" w:styleId="Sinespaciado">
+  <w:style w:type="paragraph" w:styleId="NoSpacing">
     <w:name w:val="No Spacing"/>
     <w:uiPriority w:val="1"/>
     <w:qFormat/>
@@ -3682,10 +5530,10 @@
       <w:spacing w:after="0" w:line="240" w:lineRule="auto"/>
     </w:pPr>
   </w:style>
-  <w:style w:type="character" w:customStyle="1" w:styleId="Ttulo1Car">
-    <w:name w:val="Título 1 Car"/>
-    <w:basedOn w:val="Fuentedeprrafopredeter"/>
-    <w:link w:val="Ttulo1"/>
+  <w:style w:type="character" w:customStyle="1" w:styleId="Heading1Char">
+    <w:name w:val="Heading 1 Char"/>
+    <w:basedOn w:val="DefaultParagraphFont"/>
+    <w:link w:val="Heading1"/>
     <w:uiPriority w:val="9"/>
     <w:rsid w:val="00FC693F"/>
     <w:rPr>
@@ -3697,10 +5545,10 @@
       <w:szCs w:val="28"/>
     </w:rPr>
   </w:style>
-  <w:style w:type="character" w:customStyle="1" w:styleId="Ttulo2Car">
-    <w:name w:val="Título 2 Car"/>
-    <w:basedOn w:val="Fuentedeprrafopredeter"/>
-    <w:link w:val="Ttulo2"/>
+  <w:style w:type="character" w:customStyle="1" w:styleId="Heading2Char">
+    <w:name w:val="Heading 2 Char"/>
+    <w:basedOn w:val="DefaultParagraphFont"/>
+    <w:link w:val="Heading2"/>
     <w:uiPriority w:val="9"/>
     <w:rsid w:val="00FC693F"/>
     <w:rPr>
@@ -3712,10 +5560,10 @@
       <w:szCs w:val="26"/>
     </w:rPr>
   </w:style>
-  <w:style w:type="character" w:customStyle="1" w:styleId="Ttulo3Car">
-    <w:name w:val="Título 3 Car"/>
-    <w:basedOn w:val="Fuentedeprrafopredeter"/>
-    <w:link w:val="Ttulo3"/>
+  <w:style w:type="character" w:customStyle="1" w:styleId="Heading3Char">
+    <w:name w:val="Heading 3 Char"/>
+    <w:basedOn w:val="DefaultParagraphFont"/>
+    <w:link w:val="Heading3"/>
     <w:uiPriority w:val="9"/>
     <w:rsid w:val="00FC693F"/>
     <w:rPr>
@@ -3725,11 +5573,11 @@
       <w:color w:val="4F81BD" w:themeColor="accent1"/>
     </w:rPr>
   </w:style>
-  <w:style w:type="paragraph" w:styleId="Ttulo">
+  <w:style w:type="paragraph" w:styleId="Title">
     <w:name w:val="Title"/>
     <w:basedOn w:val="Normal"/>
     <w:next w:val="Normal"/>
-    <w:link w:val="TtuloCar"/>
+    <w:link w:val="TitleChar"/>
     <w:uiPriority w:val="10"/>
     <w:qFormat/>
     <w:rsid w:val="00FC693F"/>
@@ -3749,10 +5597,10 @@
       <w:szCs w:val="52"/>
     </w:rPr>
   </w:style>
-  <w:style w:type="character" w:customStyle="1" w:styleId="TtuloCar">
-    <w:name w:val="Título Car"/>
-    <w:basedOn w:val="Fuentedeprrafopredeter"/>
-    <w:link w:val="Ttulo"/>
+  <w:style w:type="character" w:customStyle="1" w:styleId="TitleChar">
+    <w:name w:val="Title Char"/>
+    <w:basedOn w:val="DefaultParagraphFont"/>
+    <w:link w:val="Title"/>
     <w:uiPriority w:val="10"/>
     <w:rsid w:val="00FC693F"/>
     <w:rPr>
@@ -3764,11 +5612,11 @@
       <w:szCs w:val="52"/>
     </w:rPr>
   </w:style>
-  <w:style w:type="paragraph" w:styleId="Subttulo">
+  <w:style w:type="paragraph" w:styleId="Subtitle">
     <w:name w:val="Subtitle"/>
     <w:basedOn w:val="Normal"/>
     <w:next w:val="Normal"/>
-    <w:link w:val="SubttuloCar"/>
+    <w:link w:val="SubtitleChar"/>
     <w:uiPriority w:val="11"/>
     <w:qFormat/>
     <w:rsid w:val="00FC693F"/>
@@ -3787,10 +5635,10 @@
       <w:szCs w:val="24"/>
     </w:rPr>
   </w:style>
-  <w:style w:type="character" w:customStyle="1" w:styleId="SubttuloCar">
-    <w:name w:val="Subtítulo Car"/>
-    <w:basedOn w:val="Fuentedeprrafopredeter"/>
-    <w:link w:val="Subttulo"/>
+  <w:style w:type="character" w:customStyle="1" w:styleId="SubtitleChar">
+    <w:name w:val="Subtitle Char"/>
+    <w:basedOn w:val="DefaultParagraphFont"/>
+    <w:link w:val="Subtitle"/>
     <w:uiPriority w:val="11"/>
     <w:rsid w:val="00FC693F"/>
     <w:rPr>
@@ -3803,7 +5651,7 @@
       <w:szCs w:val="24"/>
     </w:rPr>
   </w:style>
-  <w:style w:type="paragraph" w:styleId="Prrafodelista">
+  <w:style w:type="paragraph" w:styleId="ListParagraph">
     <w:name w:val="List Paragraph"/>
     <w:basedOn w:val="Normal"/>
     <w:uiPriority w:val="34"/>
@@ -3814,10 +5662,10 @@
       <w:contextualSpacing/>
     </w:pPr>
   </w:style>
-  <w:style w:type="paragraph" w:styleId="Textoindependiente">
+  <w:style w:type="paragraph" w:styleId="BodyText">
     <w:name w:val="Body Text"/>
     <w:basedOn w:val="Normal"/>
-    <w:link w:val="TextoindependienteCar"/>
+    <w:link w:val="BodyTextChar"/>
     <w:uiPriority w:val="99"/>
     <w:unhideWhenUsed/>
     <w:rsid w:val="00AA1D8D"/>
@@ -3825,17 +5673,17 @@
       <w:spacing w:after="120"/>
     </w:pPr>
   </w:style>
-  <w:style w:type="character" w:customStyle="1" w:styleId="TextoindependienteCar">
-    <w:name w:val="Texto independiente Car"/>
-    <w:basedOn w:val="Fuentedeprrafopredeter"/>
-    <w:link w:val="Textoindependiente"/>
+  <w:style w:type="character" w:customStyle="1" w:styleId="BodyTextChar">
+    <w:name w:val="Body Text Char"/>
+    <w:basedOn w:val="DefaultParagraphFont"/>
+    <w:link w:val="BodyText"/>
     <w:uiPriority w:val="99"/>
     <w:rsid w:val="00AA1D8D"/>
   </w:style>
-  <w:style w:type="paragraph" w:styleId="Textoindependiente2">
+  <w:style w:type="paragraph" w:styleId="BodyText2">
     <w:name w:val="Body Text 2"/>
     <w:basedOn w:val="Normal"/>
-    <w:link w:val="Textoindependiente2Car"/>
+    <w:link w:val="BodyText2Char"/>
     <w:uiPriority w:val="99"/>
     <w:unhideWhenUsed/>
     <w:rsid w:val="00AA1D8D"/>
@@ -3843,17 +5691,17 @@
       <w:spacing w:after="120" w:line="480" w:lineRule="auto"/>
     </w:pPr>
   </w:style>
-  <w:style w:type="character" w:customStyle="1" w:styleId="Textoindependiente2Car">
-    <w:name w:val="Texto independiente 2 Car"/>
-    <w:basedOn w:val="Fuentedeprrafopredeter"/>
-    <w:link w:val="Textoindependiente2"/>
+  <w:style w:type="character" w:customStyle="1" w:styleId="BodyText2Char">
+    <w:name w:val="Body Text 2 Char"/>
+    <w:basedOn w:val="DefaultParagraphFont"/>
+    <w:link w:val="BodyText2"/>
     <w:uiPriority w:val="99"/>
     <w:rsid w:val="00AA1D8D"/>
   </w:style>
-  <w:style w:type="paragraph" w:styleId="Textoindependiente3">
+  <w:style w:type="paragraph" w:styleId="BodyText3">
     <w:name w:val="Body Text 3"/>
     <w:basedOn w:val="Normal"/>
-    <w:link w:val="Textoindependiente3Car"/>
+    <w:link w:val="BodyText3Char"/>
     <w:uiPriority w:val="99"/>
     <w:unhideWhenUsed/>
     <w:rsid w:val="00AA1D8D"/>
@@ -3865,10 +5713,10 @@
       <w:szCs w:val="16"/>
     </w:rPr>
   </w:style>
-  <w:style w:type="character" w:customStyle="1" w:styleId="Textoindependiente3Car">
-    <w:name w:val="Texto independiente 3 Car"/>
-    <w:basedOn w:val="Fuentedeprrafopredeter"/>
-    <w:link w:val="Textoindependiente3"/>
+  <w:style w:type="character" w:customStyle="1" w:styleId="BodyText3Char">
+    <w:name w:val="Body Text 3 Char"/>
+    <w:basedOn w:val="DefaultParagraphFont"/>
+    <w:link w:val="BodyText3"/>
     <w:uiPriority w:val="99"/>
     <w:rsid w:val="00AA1D8D"/>
     <w:rPr>
@@ -3876,7 +5724,7 @@
       <w:szCs w:val="16"/>
     </w:rPr>
   </w:style>
-  <w:style w:type="paragraph" w:styleId="Lista">
+  <w:style w:type="paragraph" w:styleId="List">
     <w:name w:val="List"/>
     <w:basedOn w:val="Normal"/>
     <w:uiPriority w:val="99"/>
@@ -3887,7 +5735,7 @@
       <w:contextualSpacing/>
     </w:pPr>
   </w:style>
-  <w:style w:type="paragraph" w:styleId="Lista2">
+  <w:style w:type="paragraph" w:styleId="List2">
     <w:name w:val="List 2"/>
     <w:basedOn w:val="Normal"/>
     <w:uiPriority w:val="99"/>
@@ -3898,7 +5746,7 @@
       <w:contextualSpacing/>
     </w:pPr>
   </w:style>
-  <w:style w:type="paragraph" w:styleId="Lista3">
+  <w:style w:type="paragraph" w:styleId="List3">
     <w:name w:val="List 3"/>
     <w:basedOn w:val="Normal"/>
     <w:uiPriority w:val="99"/>
@@ -3909,7 +5757,7 @@
       <w:contextualSpacing/>
     </w:pPr>
   </w:style>
-  <w:style w:type="paragraph" w:styleId="Listaconvietas">
+  <w:style w:type="paragraph" w:styleId="ListBullet">
     <w:name w:val="List Bullet"/>
     <w:basedOn w:val="Normal"/>
     <w:uiPriority w:val="99"/>
@@ -3922,7 +5770,7 @@
       <w:contextualSpacing/>
     </w:pPr>
   </w:style>
-  <w:style w:type="paragraph" w:styleId="Listaconvietas2">
+  <w:style w:type="paragraph" w:styleId="ListBullet2">
     <w:name w:val="List Bullet 2"/>
     <w:basedOn w:val="Normal"/>
     <w:uiPriority w:val="99"/>
@@ -3935,7 +5783,7 @@
       <w:contextualSpacing/>
     </w:pPr>
   </w:style>
-  <w:style w:type="paragraph" w:styleId="Listaconvietas3">
+  <w:style w:type="paragraph" w:styleId="ListBullet3">
     <w:name w:val="List Bullet 3"/>
     <w:basedOn w:val="Normal"/>
     <w:uiPriority w:val="99"/>
@@ -3948,7 +5796,7 @@
       <w:contextualSpacing/>
     </w:pPr>
   </w:style>
-  <w:style w:type="paragraph" w:styleId="Listaconnmeros">
+  <w:style w:type="paragraph" w:styleId="ListNumber">
     <w:name w:val="List Number"/>
     <w:basedOn w:val="Normal"/>
     <w:uiPriority w:val="99"/>
@@ -3961,7 +5809,7 @@
       <w:contextualSpacing/>
     </w:pPr>
   </w:style>
-  <w:style w:type="paragraph" w:styleId="Listaconnmeros2">
+  <w:style w:type="paragraph" w:styleId="ListNumber2">
     <w:name w:val="List Number 2"/>
     <w:basedOn w:val="Normal"/>
     <w:uiPriority w:val="99"/>
@@ -3974,7 +5822,7 @@
       <w:contextualSpacing/>
     </w:pPr>
   </w:style>
-  <w:style w:type="paragraph" w:styleId="Listaconnmeros3">
+  <w:style w:type="paragraph" w:styleId="ListNumber3">
     <w:name w:val="List Number 3"/>
     <w:basedOn w:val="Normal"/>
     <w:uiPriority w:val="99"/>
@@ -3987,7 +5835,7 @@
       <w:contextualSpacing/>
     </w:pPr>
   </w:style>
-  <w:style w:type="paragraph" w:styleId="Continuarlista">
+  <w:style w:type="paragraph" w:styleId="ListContinue">
     <w:name w:val="List Continue"/>
     <w:basedOn w:val="Normal"/>
     <w:uiPriority w:val="99"/>
@@ -3999,7 +5847,7 @@
       <w:contextualSpacing/>
     </w:pPr>
   </w:style>
-  <w:style w:type="paragraph" w:styleId="Continuarlista2">
+  <w:style w:type="paragraph" w:styleId="ListContinue2">
     <w:name w:val="List Continue 2"/>
     <w:basedOn w:val="Normal"/>
     <w:uiPriority w:val="99"/>
@@ -4011,7 +5859,7 @@
       <w:contextualSpacing/>
     </w:pPr>
   </w:style>
-  <w:style w:type="paragraph" w:styleId="Continuarlista3">
+  <w:style w:type="paragraph" w:styleId="ListContinue3">
     <w:name w:val="List Continue 3"/>
     <w:basedOn w:val="Normal"/>
     <w:uiPriority w:val="99"/>
@@ -4023,9 +5871,9 @@
       <w:contextualSpacing/>
     </w:pPr>
   </w:style>
-  <w:style w:type="paragraph" w:styleId="Textomacro">
+  <w:style w:type="paragraph" w:styleId="MacroText">
     <w:name w:val="macro"/>
-    <w:link w:val="TextomacroCar"/>
+    <w:link w:val="MacroTextChar"/>
     <w:uiPriority w:val="99"/>
     <w:unhideWhenUsed/>
     <w:rsid w:val="0029639D"/>
@@ -4046,10 +5894,10 @@
       <w:szCs w:val="20"/>
     </w:rPr>
   </w:style>
-  <w:style w:type="character" w:customStyle="1" w:styleId="TextomacroCar">
-    <w:name w:val="Texto macro Car"/>
-    <w:basedOn w:val="Fuentedeprrafopredeter"/>
-    <w:link w:val="Textomacro"/>
+  <w:style w:type="character" w:customStyle="1" w:styleId="MacroTextChar">
+    <w:name w:val="Macro Text Char"/>
+    <w:basedOn w:val="DefaultParagraphFont"/>
+    <w:link w:val="MacroText"/>
     <w:uiPriority w:val="99"/>
     <w:rsid w:val="0029639D"/>
     <w:rPr>
@@ -4058,11 +5906,11 @@
       <w:szCs w:val="20"/>
     </w:rPr>
   </w:style>
-  <w:style w:type="paragraph" w:styleId="Cita">
+  <w:style w:type="paragraph" w:styleId="Quote">
     <w:name w:val="Quote"/>
     <w:basedOn w:val="Normal"/>
     <w:next w:val="Normal"/>
-    <w:link w:val="CitaCar"/>
+    <w:link w:val="QuoteChar"/>
     <w:uiPriority w:val="29"/>
     <w:qFormat/>
     <w:rsid w:val="00FC693F"/>
@@ -4072,10 +5920,10 @@
       <w:color w:val="000000" w:themeColor="text1"/>
     </w:rPr>
   </w:style>
-  <w:style w:type="character" w:customStyle="1" w:styleId="CitaCar">
-    <w:name w:val="Cita Car"/>
-    <w:basedOn w:val="Fuentedeprrafopredeter"/>
-    <w:link w:val="Cita"/>
+  <w:style w:type="character" w:customStyle="1" w:styleId="QuoteChar">
+    <w:name w:val="Quote Char"/>
+    <w:basedOn w:val="DefaultParagraphFont"/>
+    <w:link w:val="Quote"/>
     <w:uiPriority w:val="29"/>
     <w:rsid w:val="00FC693F"/>
     <w:rPr>
@@ -4084,10 +5932,10 @@
       <w:color w:val="000000" w:themeColor="text1"/>
     </w:rPr>
   </w:style>
-  <w:style w:type="character" w:customStyle="1" w:styleId="Ttulo4Car">
-    <w:name w:val="Título 4 Car"/>
-    <w:basedOn w:val="Fuentedeprrafopredeter"/>
-    <w:link w:val="Ttulo4"/>
+  <w:style w:type="character" w:customStyle="1" w:styleId="Heading4Char">
+    <w:name w:val="Heading 4 Char"/>
+    <w:basedOn w:val="DefaultParagraphFont"/>
+    <w:link w:val="Heading4"/>
     <w:uiPriority w:val="9"/>
     <w:semiHidden/>
     <w:rsid w:val="00FC693F"/>
@@ -4100,10 +5948,10 @@
       <w:color w:val="4F81BD" w:themeColor="accent1"/>
     </w:rPr>
   </w:style>
-  <w:style w:type="character" w:customStyle="1" w:styleId="Ttulo5Car">
-    <w:name w:val="Título 5 Car"/>
-    <w:basedOn w:val="Fuentedeprrafopredeter"/>
-    <w:link w:val="Ttulo5"/>
+  <w:style w:type="character" w:customStyle="1" w:styleId="Heading5Char">
+    <w:name w:val="Heading 5 Char"/>
+    <w:basedOn w:val="DefaultParagraphFont"/>
+    <w:link w:val="Heading5"/>
     <w:uiPriority w:val="9"/>
     <w:semiHidden/>
     <w:rsid w:val="00FC693F"/>
@@ -4112,10 +5960,10 @@
       <w:color w:val="243F60" w:themeColor="accent1" w:themeShade="7F"/>
     </w:rPr>
   </w:style>
-  <w:style w:type="character" w:customStyle="1" w:styleId="Ttulo6Car">
-    <w:name w:val="Título 6 Car"/>
-    <w:basedOn w:val="Fuentedeprrafopredeter"/>
-    <w:link w:val="Ttulo6"/>
+  <w:style w:type="character" w:customStyle="1" w:styleId="Heading6Char">
+    <w:name w:val="Heading 6 Char"/>
+    <w:basedOn w:val="DefaultParagraphFont"/>
+    <w:link w:val="Heading6"/>
     <w:uiPriority w:val="9"/>
     <w:semiHidden/>
     <w:rsid w:val="00FC693F"/>
@@ -4126,10 +5974,10 @@
       <w:color w:val="243F60" w:themeColor="accent1" w:themeShade="7F"/>
     </w:rPr>
   </w:style>
-  <w:style w:type="character" w:customStyle="1" w:styleId="Ttulo7Car">
-    <w:name w:val="Título 7 Car"/>
-    <w:basedOn w:val="Fuentedeprrafopredeter"/>
-    <w:link w:val="Ttulo7"/>
+  <w:style w:type="character" w:customStyle="1" w:styleId="Heading7Char">
+    <w:name w:val="Heading 7 Char"/>
+    <w:basedOn w:val="DefaultParagraphFont"/>
+    <w:link w:val="Heading7"/>
     <w:uiPriority w:val="9"/>
     <w:semiHidden/>
     <w:rsid w:val="00FC693F"/>
@@ -4140,10 +5988,10 @@
       <w:color w:val="404040" w:themeColor="text1" w:themeTint="BF"/>
     </w:rPr>
   </w:style>
-  <w:style w:type="character" w:customStyle="1" w:styleId="Ttulo8Car">
-    <w:name w:val="Título 8 Car"/>
-    <w:basedOn w:val="Fuentedeprrafopredeter"/>
-    <w:link w:val="Ttulo8"/>
+  <w:style w:type="character" w:customStyle="1" w:styleId="Heading8Char">
+    <w:name w:val="Heading 8 Char"/>
+    <w:basedOn w:val="DefaultParagraphFont"/>
+    <w:link w:val="Heading8"/>
     <w:uiPriority w:val="9"/>
     <w:semiHidden/>
     <w:rsid w:val="00FC693F"/>
@@ -4154,10 +6002,10 @@
       <w:szCs w:val="20"/>
     </w:rPr>
   </w:style>
-  <w:style w:type="character" w:customStyle="1" w:styleId="Ttulo9Car">
-    <w:name w:val="Título 9 Car"/>
-    <w:basedOn w:val="Fuentedeprrafopredeter"/>
-    <w:link w:val="Ttulo9"/>
+  <w:style w:type="character" w:customStyle="1" w:styleId="Heading9Char">
+    <w:name w:val="Heading 9 Char"/>
+    <w:basedOn w:val="DefaultParagraphFont"/>
+    <w:link w:val="Heading9"/>
     <w:uiPriority w:val="9"/>
     <w:semiHidden/>
     <w:rsid w:val="00FC693F"/>
@@ -4170,7 +6018,7 @@
       <w:szCs w:val="20"/>
     </w:rPr>
   </w:style>
-  <w:style w:type="paragraph" w:styleId="Descripcin">
+  <w:style w:type="paragraph" w:styleId="Caption">
     <w:name w:val="caption"/>
     <w:basedOn w:val="Normal"/>
     <w:next w:val="Normal"/>
@@ -4190,9 +6038,9 @@
       <w:szCs w:val="18"/>
     </w:rPr>
   </w:style>
-  <w:style w:type="character" w:styleId="Fuerte">
+  <w:style w:type="character" w:styleId="Strong">
     <w:name w:val="Strong"/>
-    <w:basedOn w:val="Fuentedeprrafopredeter"/>
+    <w:basedOn w:val="DefaultParagraphFont"/>
     <w:uiPriority w:val="22"/>
     <w:qFormat/>
     <w:rsid w:val="00FC693F"/>
@@ -4201,9 +6049,9 @@
       <w:bCs/>
     </w:rPr>
   </w:style>
-  <w:style w:type="character" w:styleId="nfasis">
+  <w:style w:type="character" w:styleId="Emphasis">
     <w:name w:val="Emphasis"/>
-    <w:basedOn w:val="Fuentedeprrafopredeter"/>
+    <w:basedOn w:val="DefaultParagraphFont"/>
     <w:uiPriority w:val="20"/>
     <w:qFormat/>
     <w:rsid w:val="00FC693F"/>
@@ -4212,11 +6060,11 @@
       <w:iCs/>
     </w:rPr>
   </w:style>
-  <w:style w:type="paragraph" w:styleId="Citadestacada">
+  <w:style w:type="paragraph" w:styleId="IntenseQuote">
     <w:name w:val="Intense Quote"/>
     <w:basedOn w:val="Normal"/>
     <w:next w:val="Normal"/>
-    <w:link w:val="CitadestacadaCar"/>
+    <w:link w:val="IntenseQuoteChar"/>
     <w:uiPriority w:val="30"/>
     <w:qFormat/>
     <w:rsid w:val="00FC693F"/>
@@ -4235,10 +6083,10 @@
       <w:color w:val="4F81BD" w:themeColor="accent1"/>
     </w:rPr>
   </w:style>
-  <w:style w:type="character" w:customStyle="1" w:styleId="CitadestacadaCar">
-    <w:name w:val="Cita destacada Car"/>
-    <w:basedOn w:val="Fuentedeprrafopredeter"/>
-    <w:link w:val="Citadestacada"/>
+  <w:style w:type="character" w:customStyle="1" w:styleId="IntenseQuoteChar">
+    <w:name w:val="Intense Quote Char"/>
+    <w:basedOn w:val="DefaultParagraphFont"/>
+    <w:link w:val="IntenseQuote"/>
     <w:uiPriority w:val="30"/>
     <w:rsid w:val="00FC693F"/>
     <w:rPr>
@@ -4249,9 +6097,9 @@
       <w:color w:val="4F81BD" w:themeColor="accent1"/>
     </w:rPr>
   </w:style>
-  <w:style w:type="character" w:styleId="nfasissutil">
+  <w:style w:type="character" w:styleId="SubtleEmphasis">
     <w:name w:val="Subtle Emphasis"/>
-    <w:basedOn w:val="Fuentedeprrafopredeter"/>
+    <w:basedOn w:val="DefaultParagraphFont"/>
     <w:uiPriority w:val="19"/>
     <w:qFormat/>
     <w:rsid w:val="00FC693F"/>
@@ -4261,9 +6109,9 @@
       <w:color w:val="808080" w:themeColor="text1" w:themeTint="7F"/>
     </w:rPr>
   </w:style>
-  <w:style w:type="character" w:styleId="nfasisintenso">
+  <w:style w:type="character" w:styleId="IntenseEmphasis">
     <w:name w:val="Intense Emphasis"/>
-    <w:basedOn w:val="Fuentedeprrafopredeter"/>
+    <w:basedOn w:val="DefaultParagraphFont"/>
     <w:uiPriority w:val="21"/>
     <w:qFormat/>
     <w:rsid w:val="00FC693F"/>
@@ -4275,9 +6123,9 @@
       <w:color w:val="4F81BD" w:themeColor="accent1"/>
     </w:rPr>
   </w:style>
-  <w:style w:type="character" w:styleId="Referenciasutil">
+  <w:style w:type="character" w:styleId="SubtleReference">
     <w:name w:val="Subtle Reference"/>
-    <w:basedOn w:val="Fuentedeprrafopredeter"/>
+    <w:basedOn w:val="DefaultParagraphFont"/>
     <w:uiPriority w:val="31"/>
     <w:qFormat/>
     <w:rsid w:val="00FC693F"/>
@@ -4287,9 +6135,9 @@
       <w:u w:val="single"/>
     </w:rPr>
   </w:style>
-  <w:style w:type="character" w:styleId="Referenciaintensa">
+  <w:style w:type="character" w:styleId="IntenseReference">
     <w:name w:val="Intense Reference"/>
-    <w:basedOn w:val="Fuentedeprrafopredeter"/>
+    <w:basedOn w:val="DefaultParagraphFont"/>
     <w:uiPriority w:val="32"/>
     <w:qFormat/>
     <w:rsid w:val="00FC693F"/>
@@ -4302,9 +6150,9 @@
       <w:u w:val="single"/>
     </w:rPr>
   </w:style>
-  <w:style w:type="character" w:styleId="Ttulodellibro">
+  <w:style w:type="character" w:styleId="BookTitle">
     <w:name w:val="Book Title"/>
-    <w:basedOn w:val="Fuentedeprrafopredeter"/>
+    <w:basedOn w:val="DefaultParagraphFont"/>
     <w:uiPriority w:val="33"/>
     <w:qFormat/>
     <w:rsid w:val="00FC693F"/>
@@ -4315,9 +6163,9 @@
       <w:spacing w:val="5"/>
     </w:rPr>
   </w:style>
-  <w:style w:type="paragraph" w:styleId="TtuloTDC">
+  <w:style w:type="paragraph" w:styleId="TOCHeading">
     <w:name w:val="TOC Heading"/>
-    <w:basedOn w:val="Ttulo1"/>
+    <w:basedOn w:val="Heading1"/>
     <w:next w:val="Normal"/>
     <w:uiPriority w:val="39"/>
     <w:semiHidden/>
@@ -4328,9 +6176,9 @@
       <w:outlineLvl w:val="9"/>
     </w:pPr>
   </w:style>
-  <w:style w:type="table" w:styleId="Tablaconcuadrcula">
+  <w:style w:type="table" w:styleId="TableGrid">
     <w:name w:val="Table Grid"/>
-    <w:basedOn w:val="Tablanormal"/>
+    <w:basedOn w:val="TableNormal"/>
     <w:uiPriority w:val="59"/>
     <w:rsid w:val="00FC693F"/>
     <w:pPr>
@@ -4347,9 +6195,9 @@
       </w:tblBorders>
     </w:tblPr>
   </w:style>
-  <w:style w:type="table" w:styleId="Sombreadoclaro">
+  <w:style w:type="table" w:styleId="LightShading">
     <w:name w:val="Light Shading"/>
-    <w:basedOn w:val="Tablanormal"/>
+    <w:basedOn w:val="TableNormal"/>
     <w:uiPriority w:val="60"/>
     <w:rsid w:val="00FC693F"/>
     <w:pPr>
@@ -4443,9 +6291,9 @@
       </w:tcPr>
     </w:tblStylePr>
   </w:style>
-  <w:style w:type="table" w:styleId="Sombreadoclaro-nfasis1">
+  <w:style w:type="table" w:styleId="LightShading-Accent1">
     <w:name w:val="Light Shading Accent 1"/>
-    <w:basedOn w:val="Tablanormal"/>
+    <w:basedOn w:val="TableNormal"/>
     <w:uiPriority w:val="60"/>
     <w:rsid w:val="00FC693F"/>
     <w:pPr>
@@ -4539,9 +6387,9 @@
       </w:tcPr>
     </w:tblStylePr>
   </w:style>
-  <w:style w:type="table" w:styleId="Sombreadoclaro-nfasis2">
+  <w:style w:type="table" w:styleId="LightShading-Accent2">
     <w:name w:val="Light Shading Accent 2"/>
-    <w:basedOn w:val="Tablanormal"/>
+    <w:basedOn w:val="TableNormal"/>
     <w:uiPriority w:val="60"/>
     <w:rsid w:val="00FC693F"/>
     <w:pPr>
@@ -4635,9 +6483,9 @@
       </w:tcPr>
     </w:tblStylePr>
   </w:style>
-  <w:style w:type="table" w:styleId="Sombreadoclaro-nfasis3">
+  <w:style w:type="table" w:styleId="LightShading-Accent3">
     <w:name w:val="Light Shading Accent 3"/>
-    <w:basedOn w:val="Tablanormal"/>
+    <w:basedOn w:val="TableNormal"/>
     <w:uiPriority w:val="60"/>
     <w:rsid w:val="00FC693F"/>
     <w:pPr>
@@ -4731,9 +6579,9 @@
       </w:tcPr>
     </w:tblStylePr>
   </w:style>
-  <w:style w:type="table" w:styleId="Sombreadoclaro-nfasis4">
+  <w:style w:type="table" w:styleId="LightShading-Accent4">
     <w:name w:val="Light Shading Accent 4"/>
-    <w:basedOn w:val="Tablanormal"/>
+    <w:basedOn w:val="TableNormal"/>
     <w:uiPriority w:val="60"/>
     <w:rsid w:val="00FC693F"/>
     <w:pPr>
@@ -4827,9 +6675,9 @@
       </w:tcPr>
     </w:tblStylePr>
   </w:style>
-  <w:style w:type="table" w:styleId="Sombreadoclaro-nfasis5">
+  <w:style w:type="table" w:styleId="LightShading-Accent5">
     <w:name w:val="Light Shading Accent 5"/>
-    <w:basedOn w:val="Tablanormal"/>
+    <w:basedOn w:val="TableNormal"/>
     <w:uiPriority w:val="60"/>
     <w:rsid w:val="00FC693F"/>
     <w:pPr>
@@ -4923,9 +6771,9 @@
       </w:tcPr>
     </w:tblStylePr>
   </w:style>
-  <w:style w:type="table" w:styleId="Sombreadoclaro-nfasis6">
+  <w:style w:type="table" w:styleId="LightShading-Accent6">
     <w:name w:val="Light Shading Accent 6"/>
-    <w:basedOn w:val="Tablanormal"/>
+    <w:basedOn w:val="TableNormal"/>
     <w:uiPriority w:val="60"/>
     <w:rsid w:val="00FC693F"/>
     <w:pPr>
@@ -5019,9 +6867,9 @@
       </w:tcPr>
     </w:tblStylePr>
   </w:style>
-  <w:style w:type="table" w:styleId="Listaclara">
+  <w:style w:type="table" w:styleId="LightList">
     <w:name w:val="Light List"/>
-    <w:basedOn w:val="Tablanormal"/>
+    <w:basedOn w:val="TableNormal"/>
     <w:uiPriority w:val="61"/>
     <w:rsid w:val="00FC693F"/>
     <w:pPr>
@@ -5104,9 +6952,9 @@
       </w:tcPr>
     </w:tblStylePr>
   </w:style>
-  <w:style w:type="table" w:styleId="Listaclara-nfasis1">
+  <w:style w:type="table" w:styleId="LightList-Accent1">
     <w:name w:val="Light List Accent 1"/>
-    <w:basedOn w:val="Tablanormal"/>
+    <w:basedOn w:val="TableNormal"/>
     <w:uiPriority w:val="61"/>
     <w:rsid w:val="00FC693F"/>
     <w:pPr>
@@ -5189,9 +7037,9 @@
       </w:tcPr>
     </w:tblStylePr>
   </w:style>
-  <w:style w:type="table" w:styleId="Listaclara-nfasis2">
+  <w:style w:type="table" w:styleId="LightList-Accent2">
     <w:name w:val="Light List Accent 2"/>
-    <w:basedOn w:val="Tablanormal"/>
+    <w:basedOn w:val="TableNormal"/>
     <w:uiPriority w:val="61"/>
     <w:rsid w:val="00CB0664"/>
     <w:pPr>
@@ -5274,9 +7122,9 @@
       </w:tcPr>
     </w:tblStylePr>
   </w:style>
-  <w:style w:type="table" w:styleId="Listaclara-nfasis3">
+  <w:style w:type="table" w:styleId="LightList-Accent3">
     <w:name w:val="Light List Accent 3"/>
-    <w:basedOn w:val="Tablanormal"/>
+    <w:basedOn w:val="TableNormal"/>
     <w:uiPriority w:val="61"/>
     <w:rsid w:val="00CB0664"/>
     <w:pPr>
@@ -5359,9 +7207,9 @@
       </w:tcPr>
     </w:tblStylePr>
   </w:style>
-  <w:style w:type="table" w:styleId="Listaclara-nfasis4">
+  <w:style w:type="table" w:styleId="LightList-Accent4">
     <w:name w:val="Light List Accent 4"/>
-    <w:basedOn w:val="Tablanormal"/>
+    <w:basedOn w:val="TableNormal"/>
     <w:uiPriority w:val="61"/>
     <w:rsid w:val="00CB0664"/>
     <w:pPr>
@@ -5444,9 +7292,9 @@
       </w:tcPr>
     </w:tblStylePr>
   </w:style>
-  <w:style w:type="table" w:styleId="Listaclara-nfasis5">
+  <w:style w:type="table" w:styleId="LightList-Accent5">
     <w:name w:val="Light List Accent 5"/>
-    <w:basedOn w:val="Tablanormal"/>
+    <w:basedOn w:val="TableNormal"/>
     <w:uiPriority w:val="61"/>
     <w:rsid w:val="00CB0664"/>
     <w:pPr>
@@ -5529,9 +7377,9 @@
       </w:tcPr>
     </w:tblStylePr>
   </w:style>
-  <w:style w:type="table" w:styleId="Listaclara-nfasis6">
+  <w:style w:type="table" w:styleId="LightList-Accent6">
     <w:name w:val="Light List Accent 6"/>
-    <w:basedOn w:val="Tablanormal"/>
+    <w:basedOn w:val="TableNormal"/>
     <w:uiPriority w:val="61"/>
     <w:rsid w:val="00CB0664"/>
     <w:pPr>
@@ -5614,9 +7462,9 @@
       </w:tcPr>
     </w:tblStylePr>
   </w:style>
-  <w:style w:type="table" w:styleId="Cuadrculaclara">
+  <w:style w:type="table" w:styleId="LightGrid">
     <w:name w:val="Light Grid"/>
-    <w:basedOn w:val="Tablanormal"/>
+    <w:basedOn w:val="TableNormal"/>
     <w:uiPriority w:val="62"/>
     <w:rsid w:val="00CB0664"/>
     <w:pPr>
@@ -5737,9 +7585,9 @@
       </w:tcPr>
     </w:tblStylePr>
   </w:style>
-  <w:style w:type="table" w:styleId="Cuadrculaclara-nfasis1">
+  <w:style w:type="table" w:styleId="LightGrid-Accent1">
     <w:name w:val="Light Grid Accent 1"/>
-    <w:basedOn w:val="Tablanormal"/>
+    <w:basedOn w:val="TableNormal"/>
     <w:uiPriority w:val="62"/>
     <w:rsid w:val="00CB0664"/>
     <w:pPr>
@@ -5860,9 +7708,9 @@
       </w:tcPr>
     </w:tblStylePr>
   </w:style>
-  <w:style w:type="table" w:styleId="Cuadrculaclara-nfasis2">
+  <w:style w:type="table" w:styleId="LightGrid-Accent2">
     <w:name w:val="Light Grid Accent 2"/>
-    <w:basedOn w:val="Tablanormal"/>
+    <w:basedOn w:val="TableNormal"/>
     <w:uiPriority w:val="62"/>
     <w:rsid w:val="00CB0664"/>
     <w:pPr>
@@ -5983,9 +7831,9 @@
       </w:tcPr>
     </w:tblStylePr>
   </w:style>
-  <w:style w:type="table" w:styleId="Cuadrculaclara-nfasis3">
+  <w:style w:type="table" w:styleId="LightGrid-Accent3">
     <w:name w:val="Light Grid Accent 3"/>
-    <w:basedOn w:val="Tablanormal"/>
+    <w:basedOn w:val="TableNormal"/>
     <w:uiPriority w:val="62"/>
     <w:rsid w:val="00CB0664"/>
     <w:pPr>
@@ -6106,9 +7954,9 @@
       </w:tcPr>
     </w:tblStylePr>
   </w:style>
-  <w:style w:type="table" w:styleId="Cuadrculaclara-nfasis4">
+  <w:style w:type="table" w:styleId="LightGrid-Accent4">
     <w:name w:val="Light Grid Accent 4"/>
-    <w:basedOn w:val="Tablanormal"/>
+    <w:basedOn w:val="TableNormal"/>
     <w:uiPriority w:val="62"/>
     <w:rsid w:val="00CB0664"/>
     <w:pPr>
@@ -6229,9 +8077,9 @@
       </w:tcPr>
     </w:tblStylePr>
   </w:style>
-  <w:style w:type="table" w:styleId="Cuadrculaclara-nfasis5">
+  <w:style w:type="table" w:styleId="LightGrid-Accent5">
     <w:name w:val="Light Grid Accent 5"/>
-    <w:basedOn w:val="Tablanormal"/>
+    <w:basedOn w:val="TableNormal"/>
     <w:uiPriority w:val="62"/>
     <w:rsid w:val="00CB0664"/>
     <w:pPr>
@@ -6352,9 +8200,9 @@
       </w:tcPr>
     </w:tblStylePr>
   </w:style>
-  <w:style w:type="table" w:styleId="Cuadrculaclara-nfasis6">
+  <w:style w:type="table" w:styleId="LightGrid-Accent6">
     <w:name w:val="Light Grid Accent 6"/>
-    <w:basedOn w:val="Tablanormal"/>
+    <w:basedOn w:val="TableNormal"/>
     <w:uiPriority w:val="62"/>
     <w:rsid w:val="00CB0664"/>
     <w:pPr>
@@ -6475,9 +8323,9 @@
       </w:tcPr>
     </w:tblStylePr>
   </w:style>
-  <w:style w:type="table" w:styleId="Sombreadomedio1">
+  <w:style w:type="table" w:styleId="MediumShading1">
     <w:name w:val="Medium Shading 1"/>
-    <w:basedOn w:val="Tablanormal"/>
+    <w:basedOn w:val="TableNormal"/>
     <w:uiPriority w:val="63"/>
     <w:rsid w:val="00CB0664"/>
     <w:pPr>
@@ -6574,9 +8422,9 @@
       </w:tcPr>
     </w:tblStylePr>
   </w:style>
-  <w:style w:type="table" w:styleId="Sombreadomedio1-nfasis1">
+  <w:style w:type="table" w:styleId="MediumShading1-Accent1">
     <w:name w:val="Medium Shading 1 Accent 1"/>
-    <w:basedOn w:val="Tablanormal"/>
+    <w:basedOn w:val="TableNormal"/>
     <w:uiPriority w:val="63"/>
     <w:rsid w:val="00CB0664"/>
     <w:pPr>
@@ -6673,9 +8521,9 @@
       </w:tcPr>
     </w:tblStylePr>
   </w:style>
-  <w:style w:type="table" w:styleId="Sombreadomedio1-nfasis2">
+  <w:style w:type="table" w:styleId="MediumShading1-Accent2">
     <w:name w:val="Medium Shading 1 Accent 2"/>
-    <w:basedOn w:val="Tablanormal"/>
+    <w:basedOn w:val="TableNormal"/>
     <w:uiPriority w:val="63"/>
     <w:rsid w:val="00CB0664"/>
     <w:pPr>
@@ -6772,9 +8620,9 @@
       </w:tcPr>
     </w:tblStylePr>
   </w:style>
-  <w:style w:type="table" w:styleId="Sombreadomedio1-nfasis3">
+  <w:style w:type="table" w:styleId="MediumShading1-Accent3">
     <w:name w:val="Medium Shading 1 Accent 3"/>
-    <w:basedOn w:val="Tablanormal"/>
+    <w:basedOn w:val="TableNormal"/>
     <w:uiPriority w:val="63"/>
     <w:rsid w:val="00CB0664"/>
     <w:pPr>
@@ -6871,9 +8719,9 @@
       </w:tcPr>
     </w:tblStylePr>
   </w:style>
-  <w:style w:type="table" w:styleId="Sombreadomedio1-nfasis4">
+  <w:style w:type="table" w:styleId="MediumShading1-Accent4">
     <w:name w:val="Medium Shading 1 Accent 4"/>
-    <w:basedOn w:val="Tablanormal"/>
+    <w:basedOn w:val="TableNormal"/>
     <w:uiPriority w:val="63"/>
     <w:rsid w:val="00CB0664"/>
     <w:pPr>
@@ -6970,9 +8818,9 @@
       </w:tcPr>
     </w:tblStylePr>
   </w:style>
-  <w:style w:type="table" w:styleId="Sombreadomedio1-nfasis5">
+  <w:style w:type="table" w:styleId="MediumShading1-Accent5">
     <w:name w:val="Medium Shading 1 Accent 5"/>
-    <w:basedOn w:val="Tablanormal"/>
+    <w:basedOn w:val="TableNormal"/>
     <w:uiPriority w:val="63"/>
     <w:rsid w:val="00CB0664"/>
     <w:pPr>
@@ -7069,9 +8917,9 @@
       </w:tcPr>
     </w:tblStylePr>
   </w:style>
-  <w:style w:type="table" w:styleId="Sombreadomedio1-nfasis6">
+  <w:style w:type="table" w:styleId="MediumShading1-Accent6">
     <w:name w:val="Medium Shading 1 Accent 6"/>
-    <w:basedOn w:val="Tablanormal"/>
+    <w:basedOn w:val="TableNormal"/>
     <w:uiPriority w:val="63"/>
     <w:rsid w:val="00CB0664"/>
     <w:pPr>
@@ -7168,9 +9016,9 @@
       </w:tcPr>
     </w:tblStylePr>
   </w:style>
-  <w:style w:type="table" w:styleId="Sombreadomedio2">
+  <w:style w:type="table" w:styleId="MediumShading2">
     <w:name w:val="Medium Shading 2"/>
-    <w:basedOn w:val="Tablanormal"/>
+    <w:basedOn w:val="TableNormal"/>
     <w:uiPriority w:val="64"/>
     <w:rsid w:val="00CB0664"/>
     <w:pPr>
@@ -7310,9 +9158,9 @@
       </w:tcPr>
     </w:tblStylePr>
   </w:style>
-  <w:style w:type="table" w:styleId="Sombreadomedio2-nfasis1">
+  <w:style w:type="table" w:styleId="MediumShading2-Accent1">
     <w:name w:val="Medium Shading 2 Accent 1"/>
-    <w:basedOn w:val="Tablanormal"/>
+    <w:basedOn w:val="TableNormal"/>
     <w:uiPriority w:val="64"/>
     <w:rsid w:val="00CB0664"/>
     <w:pPr>
@@ -7452,9 +9300,9 @@
       </w:tcPr>
     </w:tblStylePr>
   </w:style>
-  <w:style w:type="table" w:styleId="Sombreadomedio2-nfasis2">
+  <w:style w:type="table" w:styleId="MediumShading2-Accent2">
     <w:name w:val="Medium Shading 2 Accent 2"/>
-    <w:basedOn w:val="Tablanormal"/>
+    <w:basedOn w:val="TableNormal"/>
     <w:uiPriority w:val="64"/>
     <w:rsid w:val="00CB0664"/>
     <w:pPr>
@@ -7594,9 +9442,9 @@
       </w:tcPr>
     </w:tblStylePr>
   </w:style>
-  <w:style w:type="table" w:styleId="Sombreadomedio2-nfasis3">
+  <w:style w:type="table" w:styleId="MediumShading2-Accent3">
     <w:name w:val="Medium Shading 2 Accent 3"/>
-    <w:basedOn w:val="Tablanormal"/>
+    <w:basedOn w:val="TableNormal"/>
     <w:uiPriority w:val="64"/>
     <w:rsid w:val="00CB0664"/>
     <w:pPr>
@@ -7736,9 +9584,9 @@
       </w:tcPr>
     </w:tblStylePr>
   </w:style>
-  <w:style w:type="table" w:styleId="Sombreadomedio2-nfasis4">
+  <w:style w:type="table" w:styleId="MediumShading2-Accent4">
     <w:name w:val="Medium Shading 2 Accent 4"/>
-    <w:basedOn w:val="Tablanormal"/>
+    <w:basedOn w:val="TableNormal"/>
     <w:uiPriority w:val="64"/>
     <w:rsid w:val="00CB0664"/>
     <w:pPr>
@@ -7878,9 +9726,9 @@
       </w:tcPr>
     </w:tblStylePr>
   </w:style>
-  <w:style w:type="table" w:styleId="Sombreadomedio2-nfasis5">
+  <w:style w:type="table" w:styleId="MediumShading2-Accent5">
     <w:name w:val="Medium Shading 2 Accent 5"/>
-    <w:basedOn w:val="Tablanormal"/>
+    <w:basedOn w:val="TableNormal"/>
     <w:uiPriority w:val="64"/>
     <w:rsid w:val="00CB0664"/>
     <w:pPr>
@@ -8020,9 +9868,9 @@
       </w:tcPr>
     </w:tblStylePr>
   </w:style>
-  <w:style w:type="table" w:styleId="Sombreadomedio2-nfasis6">
+  <w:style w:type="table" w:styleId="MediumShading2-Accent6">
     <w:name w:val="Medium Shading 2 Accent 6"/>
-    <w:basedOn w:val="Tablanormal"/>
+    <w:basedOn w:val="TableNormal"/>
     <w:uiPriority w:val="64"/>
     <w:rsid w:val="00CB0664"/>
     <w:pPr>
@@ -8162,9 +10010,9 @@
       </w:tcPr>
     </w:tblStylePr>
   </w:style>
-  <w:style w:type="table" w:styleId="Listamedia1">
+  <w:style w:type="table" w:styleId="MediumList1">
     <w:name w:val="Medium List 1"/>
-    <w:basedOn w:val="Tablanormal"/>
+    <w:basedOn w:val="TableNormal"/>
     <w:uiPriority w:val="65"/>
     <w:rsid w:val="00CB0664"/>
     <w:pPr>
@@ -8239,9 +10087,9 @@
       </w:tcPr>
     </w:tblStylePr>
   </w:style>
-  <w:style w:type="table" w:styleId="Listamedia1-nfasis1">
+  <w:style w:type="table" w:styleId="MediumList1-Accent1">
     <w:name w:val="Medium List 1 Accent 1"/>
-    <w:basedOn w:val="Tablanormal"/>
+    <w:basedOn w:val="TableNormal"/>
     <w:uiPriority w:val="65"/>
     <w:rsid w:val="00CB0664"/>
     <w:pPr>
@@ -8316,9 +10164,9 @@
       </w:tcPr>
     </w:tblStylePr>
   </w:style>
-  <w:style w:type="table" w:styleId="Listamedia1-nfasis2">
+  <w:style w:type="table" w:styleId="MediumList1-Accent2">
     <w:name w:val="Medium List 1 Accent 2"/>
-    <w:basedOn w:val="Tablanormal"/>
+    <w:basedOn w:val="TableNormal"/>
     <w:uiPriority w:val="65"/>
     <w:rsid w:val="00CB0664"/>
     <w:pPr>
@@ -8393,9 +10241,9 @@
       </w:tcPr>
     </w:tblStylePr>
   </w:style>
-  <w:style w:type="table" w:styleId="Listamedia1-nfasis3">
+  <w:style w:type="table" w:styleId="MediumList1-Accent3">
     <w:name w:val="Medium List 1 Accent 3"/>
-    <w:basedOn w:val="Tablanormal"/>
+    <w:basedOn w:val="TableNormal"/>
     <w:uiPriority w:val="65"/>
     <w:rsid w:val="00CB0664"/>
     <w:pPr>
@@ -8470,9 +10318,9 @@
       </w:tcPr>
     </w:tblStylePr>
   </w:style>
-  <w:style w:type="table" w:styleId="Listamedia1-nfasis4">
+  <w:style w:type="table" w:styleId="MediumList1-Accent4">
     <w:name w:val="Medium List 1 Accent 4"/>
-    <w:basedOn w:val="Tablanormal"/>
+    <w:basedOn w:val="TableNormal"/>
     <w:uiPriority w:val="65"/>
     <w:rsid w:val="00CB0664"/>
     <w:pPr>
@@ -8547,9 +10395,9 @@
       </w:tcPr>
     </w:tblStylePr>
   </w:style>
-  <w:style w:type="table" w:styleId="Listamedia1-nfasis5">
+  <w:style w:type="table" w:styleId="MediumList1-Accent5">
     <w:name w:val="Medium List 1 Accent 5"/>
-    <w:basedOn w:val="Tablanormal"/>
+    <w:basedOn w:val="TableNormal"/>
     <w:uiPriority w:val="65"/>
     <w:rsid w:val="00CB0664"/>
     <w:pPr>
@@ -8624,9 +10472,9 @@
       </w:tcPr>
     </w:tblStylePr>
   </w:style>
-  <w:style w:type="table" w:styleId="Listamedia1-nfasis6">
+  <w:style w:type="table" w:styleId="MediumList1-Accent6">
     <w:name w:val="Medium List 1 Accent 6"/>
-    <w:basedOn w:val="Tablanormal"/>
+    <w:basedOn w:val="TableNormal"/>
     <w:uiPriority w:val="65"/>
     <w:rsid w:val="00CB0664"/>
     <w:pPr>
@@ -8701,9 +10549,9 @@
       </w:tcPr>
     </w:tblStylePr>
   </w:style>
-  <w:style w:type="table" w:styleId="Listamedia2">
+  <w:style w:type="table" w:styleId="MediumList2">
     <w:name w:val="Medium List 2"/>
-    <w:basedOn w:val="Tablanormal"/>
+    <w:basedOn w:val="TableNormal"/>
     <w:uiPriority w:val="66"/>
     <w:rsid w:val="00CB0664"/>
     <w:pPr>
@@ -8822,9 +10670,9 @@
       </w:tcPr>
     </w:tblStylePr>
   </w:style>
-  <w:style w:type="table" w:styleId="Listamedia2-nfasis1">
+  <w:style w:type="table" w:styleId="MediumList2-Accent1">
     <w:name w:val="Medium List 2 Accent 1"/>
-    <w:basedOn w:val="Tablanormal"/>
+    <w:basedOn w:val="TableNormal"/>
     <w:uiPriority w:val="66"/>
     <w:rsid w:val="00CB0664"/>
     <w:pPr>
@@ -8943,9 +10791,9 @@
       </w:tcPr>
     </w:tblStylePr>
   </w:style>
-  <w:style w:type="table" w:styleId="Listamedia2-nfasis2">
+  <w:style w:type="table" w:styleId="MediumList2-Accent2">
     <w:name w:val="Medium List 2 Accent 2"/>
-    <w:basedOn w:val="Tablanormal"/>
+    <w:basedOn w:val="TableNormal"/>
     <w:uiPriority w:val="66"/>
     <w:rsid w:val="00CB0664"/>
     <w:pPr>
@@ -9064,9 +10912,9 @@
       </w:tcPr>
     </w:tblStylePr>
   </w:style>
-  <w:style w:type="table" w:styleId="Listamedia2-nfasis3">
+  <w:style w:type="table" w:styleId="MediumList2-Accent3">
     <w:name w:val="Medium List 2 Accent 3"/>
-    <w:basedOn w:val="Tablanormal"/>
+    <w:basedOn w:val="TableNormal"/>
     <w:uiPriority w:val="66"/>
     <w:rsid w:val="00CB0664"/>
     <w:pPr>
@@ -9185,9 +11033,9 @@
       </w:tcPr>
     </w:tblStylePr>
   </w:style>
-  <w:style w:type="table" w:styleId="Listamedia2-nfasis4">
+  <w:style w:type="table" w:styleId="MediumList2-Accent4">
     <w:name w:val="Medium List 2 Accent 4"/>
-    <w:basedOn w:val="Tablanormal"/>
+    <w:basedOn w:val="TableNormal"/>
     <w:uiPriority w:val="66"/>
     <w:rsid w:val="00CB0664"/>
     <w:pPr>
@@ -9306,9 +11154,9 @@
       </w:tcPr>
     </w:tblStylePr>
   </w:style>
-  <w:style w:type="table" w:styleId="Listamedia2-nfasis5">
+  <w:style w:type="table" w:styleId="MediumList2-Accent5">
     <w:name w:val="Medium List 2 Accent 5"/>
-    <w:basedOn w:val="Tablanormal"/>
+    <w:basedOn w:val="TableNormal"/>
     <w:uiPriority w:val="66"/>
     <w:rsid w:val="00CB0664"/>
     <w:pPr>
@@ -9427,9 +11275,9 @@
       </w:tcPr>
     </w:tblStylePr>
   </w:style>
-  <w:style w:type="table" w:styleId="Listamedia2-nfasis6">
+  <w:style w:type="table" w:styleId="MediumList2-Accent6">
     <w:name w:val="Medium List 2 Accent 6"/>
-    <w:basedOn w:val="Tablanormal"/>
+    <w:basedOn w:val="TableNormal"/>
     <w:uiPriority w:val="66"/>
     <w:rsid w:val="00CB0664"/>
     <w:pPr>
@@ -9548,9 +11396,9 @@
       </w:tcPr>
     </w:tblStylePr>
   </w:style>
-  <w:style w:type="table" w:styleId="Cuadrculamedia1">
+  <w:style w:type="table" w:styleId="MediumGrid1">
     <w:name w:val="Medium Grid 1"/>
-    <w:basedOn w:val="Tablanormal"/>
+    <w:basedOn w:val="TableNormal"/>
     <w:uiPriority w:val="67"/>
     <w:rsid w:val="00CB0664"/>
     <w:pPr>
@@ -9614,9 +11462,9 @@
       </w:tcPr>
     </w:tblStylePr>
   </w:style>
-  <w:style w:type="table" w:styleId="Cuadrculamedia1-nfasis1">
+  <w:style w:type="table" w:styleId="MediumGrid1-Accent1">
     <w:name w:val="Medium Grid 1 Accent 1"/>
-    <w:basedOn w:val="Tablanormal"/>
+    <w:basedOn w:val="TableNormal"/>
     <w:uiPriority w:val="67"/>
     <w:rsid w:val="00CB0664"/>
     <w:pPr>
@@ -9680,9 +11528,9 @@
       </w:tcPr>
     </w:tblStylePr>
   </w:style>
-  <w:style w:type="table" w:styleId="Cuadrculamedia1-nfasis2">
+  <w:style w:type="table" w:styleId="MediumGrid1-Accent2">
     <w:name w:val="Medium Grid 1 Accent 2"/>
-    <w:basedOn w:val="Tablanormal"/>
+    <w:basedOn w:val="TableNormal"/>
     <w:uiPriority w:val="67"/>
     <w:rsid w:val="00CB0664"/>
     <w:pPr>
@@ -9746,9 +11594,9 @@
       </w:tcPr>
     </w:tblStylePr>
   </w:style>
-  <w:style w:type="table" w:styleId="Cuadrculamedia1-nfasis3">
+  <w:style w:type="table" w:styleId="MediumGrid1-Accent3">
     <w:name w:val="Medium Grid 1 Accent 3"/>
-    <w:basedOn w:val="Tablanormal"/>
+    <w:basedOn w:val="TableNormal"/>
     <w:uiPriority w:val="67"/>
     <w:rsid w:val="00CB0664"/>
     <w:pPr>
@@ -9812,9 +11660,9 @@
       </w:tcPr>
     </w:tblStylePr>
   </w:style>
-  <w:style w:type="table" w:styleId="Cuadrculamedia1-nfasis4">
+  <w:style w:type="table" w:styleId="MediumGrid1-Accent4">
     <w:name w:val="Medium Grid 1 Accent 4"/>
-    <w:basedOn w:val="Tablanormal"/>
+    <w:basedOn w:val="TableNormal"/>
     <w:uiPriority w:val="67"/>
     <w:rsid w:val="00CB0664"/>
     <w:pPr>
@@ -9878,9 +11726,9 @@
       </w:tcPr>
     </w:tblStylePr>
   </w:style>
-  <w:style w:type="table" w:styleId="Cuadrculamedia1-nfasis5">
+  <w:style w:type="table" w:styleId="MediumGrid1-Accent5">
     <w:name w:val="Medium Grid 1 Accent 5"/>
-    <w:basedOn w:val="Tablanormal"/>
+    <w:basedOn w:val="TableNormal"/>
     <w:uiPriority w:val="67"/>
     <w:rsid w:val="00CB0664"/>
     <w:pPr>
@@ -9944,9 +11792,9 @@
       </w:tcPr>
     </w:tblStylePr>
   </w:style>
-  <w:style w:type="table" w:styleId="Cuadrculamedia1-nfasis6">
+  <w:style w:type="table" w:styleId="MediumGrid1-Accent6">
     <w:name w:val="Medium Grid 1 Accent 6"/>
-    <w:basedOn w:val="Tablanormal"/>
+    <w:basedOn w:val="TableNormal"/>
     <w:uiPriority w:val="67"/>
     <w:rsid w:val="00CB0664"/>
     <w:pPr>
@@ -10010,9 +11858,9 @@
       </w:tcPr>
     </w:tblStylePr>
   </w:style>
-  <w:style w:type="table" w:styleId="Cuadrculamedia2">
+  <w:style w:type="table" w:styleId="MediumGrid2">
     <w:name w:val="Medium Grid 2"/>
-    <w:basedOn w:val="Tablanormal"/>
+    <w:basedOn w:val="TableNormal"/>
     <w:uiPriority w:val="68"/>
     <w:rsid w:val="00CB0664"/>
     <w:pPr>
@@ -10128,9 +11976,9 @@
       </w:tcPr>
     </w:tblStylePr>
   </w:style>
-  <w:style w:type="table" w:styleId="Cuadrculamedia2-nfasis1">
+  <w:style w:type="table" w:styleId="MediumGrid2-Accent1">
     <w:name w:val="Medium Grid 2 Accent 1"/>
-    <w:basedOn w:val="Tablanormal"/>
+    <w:basedOn w:val="TableNormal"/>
     <w:uiPriority w:val="68"/>
     <w:rsid w:val="00CB0664"/>
     <w:pPr>
@@ -10246,9 +12094,9 @@
       </w:tcPr>
     </w:tblStylePr>
   </w:style>
-  <w:style w:type="table" w:styleId="Cuadrculamedia2-nfasis2">
+  <w:style w:type="table" w:styleId="MediumGrid2-Accent2">
     <w:name w:val="Medium Grid 2 Accent 2"/>
-    <w:basedOn w:val="Tablanormal"/>
+    <w:basedOn w:val="TableNormal"/>
     <w:uiPriority w:val="68"/>
     <w:rsid w:val="00CB0664"/>
     <w:pPr>
@@ -10364,9 +12212,9 @@
       </w:tcPr>
     </w:tblStylePr>
   </w:style>
-  <w:style w:type="table" w:styleId="Cuadrculamedia2-nfasis3">
+  <w:style w:type="table" w:styleId="MediumGrid2-Accent3">
     <w:name w:val="Medium Grid 2 Accent 3"/>
-    <w:basedOn w:val="Tablanormal"/>
+    <w:basedOn w:val="TableNormal"/>
     <w:uiPriority w:val="68"/>
     <w:rsid w:val="00CB0664"/>
     <w:pPr>
@@ -10482,9 +12330,9 @@
       </w:tcPr>
     </w:tblStylePr>
   </w:style>
-  <w:style w:type="table" w:styleId="Cuadrculamedia2-nfasis4">
+  <w:style w:type="table" w:styleId="MediumGrid2-Accent4">
     <w:name w:val="Medium Grid 2 Accent 4"/>
-    <w:basedOn w:val="Tablanormal"/>
+    <w:basedOn w:val="TableNormal"/>
     <w:uiPriority w:val="68"/>
     <w:rsid w:val="00CB0664"/>
     <w:pPr>
@@ -10600,9 +12448,9 @@
       </w:tcPr>
     </w:tblStylePr>
   </w:style>
-  <w:style w:type="table" w:styleId="Cuadrculamedia2-nfasis5">
+  <w:style w:type="table" w:styleId="MediumGrid2-Accent5">
     <w:name w:val="Medium Grid 2 Accent 5"/>
-    <w:basedOn w:val="Tablanormal"/>
+    <w:basedOn w:val="TableNormal"/>
     <w:uiPriority w:val="68"/>
     <w:rsid w:val="00CB0664"/>
     <w:pPr>
@@ -10718,9 +12566,9 @@
       </w:tcPr>
     </w:tblStylePr>
   </w:style>
-  <w:style w:type="table" w:styleId="Cuadrculamedia2-nfasis6">
+  <w:style w:type="table" w:styleId="MediumGrid2-Accent6">
     <w:name w:val="Medium Grid 2 Accent 6"/>
-    <w:basedOn w:val="Tablanormal"/>
+    <w:basedOn w:val="TableNormal"/>
     <w:uiPriority w:val="68"/>
     <w:rsid w:val="00CB0664"/>
     <w:pPr>
@@ -10836,9 +12684,9 @@
       </w:tcPr>
     </w:tblStylePr>
   </w:style>
-  <w:style w:type="table" w:styleId="Cuadrculamedia3">
+  <w:style w:type="table" w:styleId="MediumGrid3">
     <w:name w:val="Medium Grid 3"/>
-    <w:basedOn w:val="Tablanormal"/>
+    <w:basedOn w:val="TableNormal"/>
     <w:uiPriority w:val="69"/>
     <w:rsid w:val="00CB0664"/>
     <w:pPr>
@@ -10970,9 +12818,9 @@
       </w:tcPr>
     </w:tblStylePr>
   </w:style>
-  <w:style w:type="table" w:styleId="Cuadrculamedia3-nfasis1">
+  <w:style w:type="table" w:styleId="MediumGrid3-Accent1">
     <w:name w:val="Medium Grid 3 Accent 1"/>
-    <w:basedOn w:val="Tablanormal"/>
+    <w:basedOn w:val="TableNormal"/>
     <w:uiPriority w:val="69"/>
     <w:rsid w:val="00CB0664"/>
     <w:pPr>
@@ -11104,9 +12952,9 @@
       </w:tcPr>
     </w:tblStylePr>
   </w:style>
-  <w:style w:type="table" w:styleId="Cuadrculamedia3-nfasis2">
+  <w:style w:type="table" w:styleId="MediumGrid3-Accent2">
     <w:name w:val="Medium Grid 3 Accent 2"/>
-    <w:basedOn w:val="Tablanormal"/>
+    <w:basedOn w:val="TableNormal"/>
     <w:uiPriority w:val="69"/>
     <w:rsid w:val="00CB0664"/>
     <w:pPr>
@@ -11238,9 +13086,9 @@
       </w:tcPr>
     </w:tblStylePr>
   </w:style>
-  <w:style w:type="table" w:styleId="Cuadrculamedia3-nfasis3">
+  <w:style w:type="table" w:styleId="MediumGrid3-Accent3">
     <w:name w:val="Medium Grid 3 Accent 3"/>
-    <w:basedOn w:val="Tablanormal"/>
+    <w:basedOn w:val="TableNormal"/>
     <w:uiPriority w:val="69"/>
     <w:rsid w:val="00CB0664"/>
     <w:pPr>
@@ -11372,9 +13220,9 @@
       </w:tcPr>
     </w:tblStylePr>
   </w:style>
-  <w:style w:type="table" w:styleId="Cuadrculamedia3-nfasis4">
+  <w:style w:type="table" w:styleId="MediumGrid3-Accent4">
     <w:name w:val="Medium Grid 3 Accent 4"/>
-    <w:basedOn w:val="Tablanormal"/>
+    <w:basedOn w:val="TableNormal"/>
     <w:uiPriority w:val="69"/>
     <w:rsid w:val="00CB0664"/>
     <w:pPr>
@@ -11506,9 +13354,9 @@
       </w:tcPr>
     </w:tblStylePr>
   </w:style>
-  <w:style w:type="table" w:styleId="Cuadrculamedia3-nfasis5">
+  <w:style w:type="table" w:styleId="MediumGrid3-Accent5">
     <w:name w:val="Medium Grid 3 Accent 5"/>
-    <w:basedOn w:val="Tablanormal"/>
+    <w:basedOn w:val="TableNormal"/>
     <w:uiPriority w:val="69"/>
     <w:rsid w:val="00CB0664"/>
     <w:pPr>
@@ -11640,9 +13488,9 @@
       </w:tcPr>
     </w:tblStylePr>
   </w:style>
-  <w:style w:type="table" w:styleId="Cuadrculamedia3-nfasis6">
+  <w:style w:type="table" w:styleId="MediumGrid3-Accent6">
     <w:name w:val="Medium Grid 3 Accent 6"/>
-    <w:basedOn w:val="Tablanormal"/>
+    <w:basedOn w:val="TableNormal"/>
     <w:uiPriority w:val="69"/>
     <w:rsid w:val="00CB0664"/>
     <w:pPr>
@@ -11774,9 +13622,9 @@
       </w:tcPr>
     </w:tblStylePr>
   </w:style>
-  <w:style w:type="table" w:styleId="Listaoscura">
+  <w:style w:type="table" w:styleId="DarkList">
     <w:name w:val="Dark List"/>
-    <w:basedOn w:val="Tablanormal"/>
+    <w:basedOn w:val="TableNormal"/>
     <w:uiPriority w:val="70"/>
     <w:rsid w:val="00CB0664"/>
     <w:pPr>
@@ -11881,9 +13729,9 @@
       </w:tcPr>
     </w:tblStylePr>
   </w:style>
-  <w:style w:type="table" w:styleId="Listaoscura-nfasis1">
+  <w:style w:type="table" w:styleId="DarkList-Accent1">
     <w:name w:val="Dark List Accent 1"/>
-    <w:basedOn w:val="Tablanormal"/>
+    <w:basedOn w:val="TableNormal"/>
     <w:uiPriority w:val="70"/>
     <w:rsid w:val="00CB0664"/>
     <w:pPr>
@@ -11988,9 +13836,9 @@
       </w:tcPr>
     </w:tblStylePr>
   </w:style>
-  <w:style w:type="table" w:styleId="Listaoscura-nfasis2">
+  <w:style w:type="table" w:styleId="DarkList-Accent2">
     <w:name w:val="Dark List Accent 2"/>
-    <w:basedOn w:val="Tablanormal"/>
+    <w:basedOn w:val="TableNormal"/>
     <w:uiPriority w:val="70"/>
     <w:rsid w:val="00CB0664"/>
     <w:pPr>
@@ -12095,9 +13943,9 @@
       </w:tcPr>
     </w:tblStylePr>
   </w:style>
-  <w:style w:type="table" w:styleId="Listaoscura-nfasis3">
+  <w:style w:type="table" w:styleId="DarkList-Accent3">
     <w:name w:val="Dark List Accent 3"/>
-    <w:basedOn w:val="Tablanormal"/>
+    <w:basedOn w:val="TableNormal"/>
     <w:uiPriority w:val="70"/>
     <w:rsid w:val="00CB0664"/>
     <w:pPr>
@@ -12202,9 +14050,9 @@
       </w:tcPr>
     </w:tblStylePr>
   </w:style>
-  <w:style w:type="table" w:styleId="Listaoscura-nfasis4">
+  <w:style w:type="table" w:styleId="DarkList-Accent4">
     <w:name w:val="Dark List Accent 4"/>
-    <w:basedOn w:val="Tablanormal"/>
+    <w:basedOn w:val="TableNormal"/>
     <w:uiPriority w:val="70"/>
     <w:rsid w:val="00CB0664"/>
     <w:pPr>
@@ -12309,9 +14157,9 @@
       </w:tcPr>
     </w:tblStylePr>
   </w:style>
-  <w:style w:type="table" w:styleId="Listaoscura-nfasis5">
+  <w:style w:type="table" w:styleId="DarkList-Accent5">
     <w:name w:val="Dark List Accent 5"/>
-    <w:basedOn w:val="Tablanormal"/>
+    <w:basedOn w:val="TableNormal"/>
     <w:uiPriority w:val="70"/>
     <w:rsid w:val="00CB0664"/>
     <w:pPr>
@@ -12416,9 +14264,9 @@
       </w:tcPr>
     </w:tblStylePr>
   </w:style>
-  <w:style w:type="table" w:styleId="Listaoscura-nfasis6">
+  <w:style w:type="table" w:styleId="DarkList-Accent6">
     <w:name w:val="Dark List Accent 6"/>
-    <w:basedOn w:val="Tablanormal"/>
+    <w:basedOn w:val="TableNormal"/>
     <w:uiPriority w:val="70"/>
     <w:rsid w:val="00CB0664"/>
     <w:pPr>
@@ -12523,9 +14371,9 @@
       </w:tcPr>
     </w:tblStylePr>
   </w:style>
-  <w:style w:type="table" w:styleId="Sombreadovistoso">
+  <w:style w:type="table" w:styleId="ColorfulShading">
     <w:name w:val="Colorful Shading"/>
-    <w:basedOn w:val="Tablanormal"/>
+    <w:basedOn w:val="TableNormal"/>
     <w:uiPriority w:val="71"/>
     <w:rsid w:val="00CB0664"/>
     <w:pPr>
@@ -12638,9 +14486,9 @@
       </w:rPr>
     </w:tblStylePr>
   </w:style>
-  <w:style w:type="table" w:styleId="Sombreadovistoso-nfasis1">
+  <w:style w:type="table" w:styleId="ColorfulShading-Accent1">
     <w:name w:val="Colorful Shading Accent 1"/>
-    <w:basedOn w:val="Tablanormal"/>
+    <w:basedOn w:val="TableNormal"/>
     <w:uiPriority w:val="71"/>
     <w:rsid w:val="00CB0664"/>
     <w:pPr>
@@ -12753,9 +14601,9 @@
       </w:rPr>
     </w:tblStylePr>
   </w:style>
-  <w:style w:type="table" w:styleId="Sombreadovistoso-nfasis2">
+  <w:style w:type="table" w:styleId="ColorfulShading-Accent2">
     <w:name w:val="Colorful Shading Accent 2"/>
-    <w:basedOn w:val="Tablanormal"/>
+    <w:basedOn w:val="TableNormal"/>
     <w:uiPriority w:val="71"/>
     <w:rsid w:val="00CB0664"/>
     <w:pPr>
@@ -12868,9 +14716,9 @@
       </w:rPr>
     </w:tblStylePr>
   </w:style>
-  <w:style w:type="table" w:styleId="Sombreadovistoso-nfasis3">
+  <w:style w:type="table" w:styleId="ColorfulShading-Accent3">
     <w:name w:val="Colorful Shading Accent 3"/>
-    <w:basedOn w:val="Tablanormal"/>
+    <w:basedOn w:val="TableNormal"/>
     <w:uiPriority w:val="71"/>
     <w:rsid w:val="00CB0664"/>
     <w:pPr>
@@ -12973,9 +14821,9 @@
       </w:tcPr>
     </w:tblStylePr>
   </w:style>
-  <w:style w:type="table" w:styleId="Sombreadovistoso-nfasis4">
+  <w:style w:type="table" w:styleId="ColorfulShading-Accent4">
     <w:name w:val="Colorful Shading Accent 4"/>
-    <w:basedOn w:val="Tablanormal"/>
+    <w:basedOn w:val="TableNormal"/>
     <w:uiPriority w:val="71"/>
     <w:rsid w:val="00CB0664"/>
     <w:pPr>
@@ -13088,9 +14936,9 @@
       </w:rPr>
     </w:tblStylePr>
   </w:style>
-  <w:style w:type="table" w:styleId="Sombreadovistoso-nfasis5">
+  <w:style w:type="table" w:styleId="ColorfulShading-Accent5">
     <w:name w:val="Colorful Shading Accent 5"/>
-    <w:basedOn w:val="Tablanormal"/>
+    <w:basedOn w:val="TableNormal"/>
     <w:uiPriority w:val="71"/>
     <w:rsid w:val="00CB0664"/>
     <w:pPr>
@@ -13203,9 +15051,9 @@
       </w:rPr>
     </w:tblStylePr>
   </w:style>
-  <w:style w:type="table" w:styleId="Sombreadovistoso-nfasis6">
+  <w:style w:type="table" w:styleId="ColorfulShading-Accent6">
     <w:name w:val="Colorful Shading Accent 6"/>
-    <w:basedOn w:val="Tablanormal"/>
+    <w:basedOn w:val="TableNormal"/>
     <w:uiPriority w:val="71"/>
     <w:rsid w:val="00CB0664"/>
     <w:pPr>
@@ -13318,9 +15166,9 @@
       </w:rPr>
     </w:tblStylePr>
   </w:style>
-  <w:style w:type="table" w:styleId="Listavistosa">
+  <w:style w:type="table" w:styleId="ColorfulList">
     <w:name w:val="Colorful List"/>
-    <w:basedOn w:val="Tablanormal"/>
+    <w:basedOn w:val="TableNormal"/>
     <w:uiPriority w:val="72"/>
     <w:rsid w:val="00CB0664"/>
     <w:pPr>
@@ -13397,9 +15245,9 @@
       </w:tcPr>
     </w:tblStylePr>
   </w:style>
-  <w:style w:type="table" w:styleId="Listavistosa-nfasis1">
+  <w:style w:type="table" w:styleId="ColorfulList-Accent1">
     <w:name w:val="Colorful List Accent 1"/>
-    <w:basedOn w:val="Tablanormal"/>
+    <w:basedOn w:val="TableNormal"/>
     <w:uiPriority w:val="72"/>
     <w:rsid w:val="00CB0664"/>
     <w:pPr>
@@ -13476,9 +15324,9 @@
       </w:tcPr>
     </w:tblStylePr>
   </w:style>
-  <w:style w:type="table" w:styleId="Listavistosa-nfasis2">
+  <w:style w:type="table" w:styleId="ColorfulList-Accent2">
     <w:name w:val="Colorful List Accent 2"/>
-    <w:basedOn w:val="Tablanormal"/>
+    <w:basedOn w:val="TableNormal"/>
     <w:uiPriority w:val="72"/>
     <w:rsid w:val="00CB0664"/>
     <w:pPr>
@@ -13555,9 +15403,9 @@
       </w:tcPr>
     </w:tblStylePr>
   </w:style>
-  <w:style w:type="table" w:styleId="Listavistosa-nfasis3">
+  <w:style w:type="table" w:styleId="ColorfulList-Accent3">
     <w:name w:val="Colorful List Accent 3"/>
-    <w:basedOn w:val="Tablanormal"/>
+    <w:basedOn w:val="TableNormal"/>
     <w:uiPriority w:val="72"/>
     <w:rsid w:val="00CB0664"/>
     <w:pPr>
@@ -13634,9 +15482,9 @@
       </w:tcPr>
     </w:tblStylePr>
   </w:style>
-  <w:style w:type="table" w:styleId="Listavistosa-nfasis4">
+  <w:style w:type="table" w:styleId="ColorfulList-Accent4">
     <w:name w:val="Colorful List Accent 4"/>
-    <w:basedOn w:val="Tablanormal"/>
+    <w:basedOn w:val="TableNormal"/>
     <w:uiPriority w:val="72"/>
     <w:rsid w:val="00CB0664"/>
     <w:pPr>
@@ -13713,9 +15561,9 @@
       </w:tcPr>
     </w:tblStylePr>
   </w:style>
-  <w:style w:type="table" w:styleId="Listavistosa-nfasis5">
+  <w:style w:type="table" w:styleId="ColorfulList-Accent5">
     <w:name w:val="Colorful List Accent 5"/>
-    <w:basedOn w:val="Tablanormal"/>
+    <w:basedOn w:val="TableNormal"/>
     <w:uiPriority w:val="72"/>
     <w:rsid w:val="00CB0664"/>
     <w:pPr>
@@ -13792,9 +15640,9 @@
       </w:tcPr>
     </w:tblStylePr>
   </w:style>
-  <w:style w:type="table" w:styleId="Listavistosa-nfasis6">
+  <w:style w:type="table" w:styleId="ColorfulList-Accent6">
     <w:name w:val="Colorful List Accent 6"/>
-    <w:basedOn w:val="Tablanormal"/>
+    <w:basedOn w:val="TableNormal"/>
     <w:uiPriority w:val="72"/>
     <w:rsid w:val="00CB0664"/>
     <w:pPr>
@@ -13871,9 +15719,9 @@
       </w:tcPr>
     </w:tblStylePr>
   </w:style>
-  <w:style w:type="table" w:styleId="Cuadrculavistosa">
+  <w:style w:type="table" w:styleId="ColorfulGrid">
     <w:name w:val="Colorful Grid"/>
-    <w:basedOn w:val="Tablanormal"/>
+    <w:basedOn w:val="TableNormal"/>
     <w:uiPriority w:val="73"/>
     <w:rsid w:val="00CB0664"/>
     <w:pPr>
@@ -13944,9 +15792,9 @@
       </w:tcPr>
     </w:tblStylePr>
   </w:style>
-  <w:style w:type="table" w:styleId="Cuadrculavistosa-nfasis1">
+  <w:style w:type="table" w:styleId="ColorfulGrid-Accent1">
     <w:name w:val="Colorful Grid Accent 1"/>
-    <w:basedOn w:val="Tablanormal"/>
+    <w:basedOn w:val="TableNormal"/>
     <w:uiPriority w:val="73"/>
     <w:rsid w:val="00CB0664"/>
     <w:pPr>
@@ -14017,9 +15865,9 @@
       </w:tcPr>
     </w:tblStylePr>
   </w:style>
-  <w:style w:type="table" w:styleId="Cuadrculavistosa-nfasis2">
+  <w:style w:type="table" w:styleId="ColorfulGrid-Accent2">
     <w:name w:val="Colorful Grid Accent 2"/>
-    <w:basedOn w:val="Tablanormal"/>
+    <w:basedOn w:val="TableNormal"/>
     <w:uiPriority w:val="73"/>
     <w:rsid w:val="00CB0664"/>
     <w:pPr>
@@ -14090,9 +15938,9 @@
       </w:tcPr>
     </w:tblStylePr>
   </w:style>
-  <w:style w:type="table" w:styleId="Cuadrculavistosa-nfasis3">
+  <w:style w:type="table" w:styleId="ColorfulGrid-Accent3">
     <w:name w:val="Colorful Grid Accent 3"/>
-    <w:basedOn w:val="Tablanormal"/>
+    <w:basedOn w:val="TableNormal"/>
     <w:uiPriority w:val="73"/>
     <w:rsid w:val="00CB0664"/>
     <w:pPr>
@@ -14163,9 +16011,9 @@
       </w:tcPr>
     </w:tblStylePr>
   </w:style>
-  <w:style w:type="table" w:styleId="Cuadrculavistosa-nfasis4">
+  <w:style w:type="table" w:styleId="ColorfulGrid-Accent4">
     <w:name w:val="Colorful Grid Accent 4"/>
-    <w:basedOn w:val="Tablanormal"/>
+    <w:basedOn w:val="TableNormal"/>
     <w:uiPriority w:val="73"/>
     <w:rsid w:val="00CB0664"/>
     <w:pPr>
@@ -14236,9 +16084,9 @@
       </w:tcPr>
     </w:tblStylePr>
   </w:style>
-  <w:style w:type="table" w:styleId="Cuadrculavistosa-nfasis5">
+  <w:style w:type="table" w:styleId="ColorfulGrid-Accent5">
     <w:name w:val="Colorful Grid Accent 5"/>
-    <w:basedOn w:val="Tablanormal"/>
+    <w:basedOn w:val="TableNormal"/>
     <w:uiPriority w:val="73"/>
     <w:rsid w:val="00CB0664"/>
     <w:pPr>
@@ -14309,9 +16157,9 @@
       </w:tcPr>
     </w:tblStylePr>
   </w:style>
-  <w:style w:type="table" w:styleId="Cuadrculavistosa-nfasis6">
+  <w:style w:type="table" w:styleId="ColorfulGrid-Accent6">
     <w:name w:val="Colorful Grid Accent 6"/>
-    <w:basedOn w:val="Tablanormal"/>
+    <w:basedOn w:val="TableNormal"/>
     <w:uiPriority w:val="73"/>
     <w:rsid w:val="00CB0664"/>
     <w:pPr>
@@ -14710,6 +16558,21 @@
 </file>
 
 <file path=customXml/item2.xml><?xml version="1.0" encoding="utf-8"?>
+<p:properties xmlns:p="http://schemas.microsoft.com/office/2006/metadata/properties" xmlns:xsi="http://www.w3.org/2001/XMLSchema-instance" xmlns:pc="http://schemas.microsoft.com/office/infopath/2007/PartnerControls">
+  <documentManagement/>
+</p:properties>
+</file>
+
+<file path=customXml/item3.xml><?xml version="1.0" encoding="utf-8"?>
+<?mso-contentType ?>
+<FormTemplates xmlns="http://schemas.microsoft.com/sharepoint/v3/contenttype/forms">
+  <Display>DocumentLibraryForm</Display>
+  <Edit>DocumentLibraryForm</Edit>
+  <New>DocumentLibraryForm</New>
+</FormTemplates>
+</file>
+
+<file path=customXml/item4.xml><?xml version="1.0" encoding="utf-8"?>
 <ct:contentTypeSchema xmlns:ct="http://schemas.microsoft.com/office/2006/metadata/contentType" xmlns:ma="http://schemas.microsoft.com/office/2006/metadata/properties/metaAttributes" ct:_="" ma:_="" ma:contentTypeName="Documento" ma:contentTypeID="0x010100CA5D8ACEFC438744A344C54C34714B17" ma:contentTypeVersion="3" ma:contentTypeDescription="Crear nuevo documento." ma:contentTypeScope="" ma:versionID="2926c73f16d59da342bdd0cf87e366bc">
   <xsd:schema xmlns:xsd="http://www.w3.org/2001/XMLSchema" xmlns:xs="http://www.w3.org/2001/XMLSchema" xmlns:p="http://schemas.microsoft.com/office/2006/metadata/properties" xmlns:ns2="f6b9db3e-c73d-4554-af2c-210e4f28c8b5" targetNamespace="http://schemas.microsoft.com/office/2006/metadata/properties" ma:root="true" ma:fieldsID="1b50d9d79218d7fc100cf788e52ace6a" ns2:_="">
     <xsd:import namespace="f6b9db3e-c73d-4554-af2c-210e4f28c8b5"/>
@@ -14847,21 +16710,6 @@
 </ct:contentTypeSchema>
 </file>
 
-<file path=customXml/item3.xml><?xml version="1.0" encoding="utf-8"?>
-<?mso-contentType ?>
-<FormTemplates xmlns="http://schemas.microsoft.com/sharepoint/v3/contenttype/forms">
-  <Display>DocumentLibraryForm</Display>
-  <Edit>DocumentLibraryForm</Edit>
-  <New>DocumentLibraryForm</New>
-</FormTemplates>
-</file>
-
-<file path=customXml/item4.xml><?xml version="1.0" encoding="utf-8"?>
-<p:properties xmlns:p="http://schemas.microsoft.com/office/2006/metadata/properties" xmlns:xsi="http://www.w3.org/2001/XMLSchema-instance" xmlns:pc="http://schemas.microsoft.com/office/infopath/2007/PartnerControls">
-  <documentManagement/>
-</p:properties>
-</file>
-
 <file path=customXml/itemProps1.xml><?xml version="1.0" encoding="utf-8"?>
 <ds:datastoreItem xmlns:ds="http://schemas.openxmlformats.org/officeDocument/2006/customXml" ds:itemID="{EF278816-EC6F-A645-907D-7F25AECB1D4A}">
   <ds:schemaRefs>
@@ -14871,13 +16719,36 @@
 </file>
 
 <file path=customXml/itemProps2.xml><?xml version="1.0" encoding="utf-8"?>
-<ds:datastoreItem xmlns:ds="http://schemas.openxmlformats.org/officeDocument/2006/customXml" ds:itemID="{4477384A-32C5-48F9-B819-2A5CE15A011C}"/>
+<ds:datastoreItem xmlns:ds="http://schemas.openxmlformats.org/officeDocument/2006/customXml" ds:itemID="{CD1DE131-B44F-472E-BC2A-EFFF5A5A05FD}">
+  <ds:schemaRefs>
+    <ds:schemaRef ds:uri="http://schemas.microsoft.com/office/2006/metadata/properties"/>
+    <ds:schemaRef ds:uri="http://schemas.microsoft.com/office/infopath/2007/PartnerControls"/>
+  </ds:schemaRefs>
+</ds:datastoreItem>
 </file>
 
 <file path=customXml/itemProps3.xml><?xml version="1.0" encoding="utf-8"?>
-<ds:datastoreItem xmlns:ds="http://schemas.openxmlformats.org/officeDocument/2006/customXml" ds:itemID="{BD543536-E76E-4725-956B-179B07DBC630}"/>
+<ds:datastoreItem xmlns:ds="http://schemas.openxmlformats.org/officeDocument/2006/customXml" ds:itemID="{BD543536-E76E-4725-956B-179B07DBC630}">
+  <ds:schemaRefs>
+    <ds:schemaRef ds:uri="http://schemas.microsoft.com/sharepoint/v3/contenttype/forms"/>
+  </ds:schemaRefs>
+</ds:datastoreItem>
 </file>
 
 <file path=customXml/itemProps4.xml><?xml version="1.0" encoding="utf-8"?>
-<ds:datastoreItem xmlns:ds="http://schemas.openxmlformats.org/officeDocument/2006/customXml" ds:itemID="{CD1DE131-B44F-472E-BC2A-EFFF5A5A05FD}"/>
+<ds:datastoreItem xmlns:ds="http://schemas.openxmlformats.org/officeDocument/2006/customXml" ds:itemID="{4477384A-32C5-48F9-B819-2A5CE15A011C}">
+  <ds:schemaRefs>
+    <ds:schemaRef ds:uri="http://schemas.microsoft.com/office/2006/metadata/contentType"/>
+    <ds:schemaRef ds:uri="http://schemas.microsoft.com/office/2006/metadata/properties/metaAttributes"/>
+    <ds:schemaRef ds:uri="http://www.w3.org/2001/XMLSchema"/>
+    <ds:schemaRef ds:uri="http://schemas.microsoft.com/office/2006/metadata/properties"/>
+    <ds:schemaRef ds:uri="f6b9db3e-c73d-4554-af2c-210e4f28c8b5"/>
+    <ds:schemaRef ds:uri="http://schemas.microsoft.com/office/2006/documentManagement/types"/>
+    <ds:schemaRef ds:uri="http://schemas.microsoft.com/office/infopath/2007/PartnerControls"/>
+    <ds:schemaRef ds:uri="http://schemas.openxmlformats.org/package/2006/metadata/core-properties"/>
+    <ds:schemaRef ds:uri="http://purl.org/dc/elements/1.1/"/>
+    <ds:schemaRef ds:uri="http://purl.org/dc/terms/"/>
+    <ds:schemaRef ds:uri="http://schemas.microsoft.com/internal/obd"/>
+  </ds:schemaRefs>
+</ds:datastoreItem>
 </file>